--- a/00-首页/学生讲义Word/晶体学与晶体结构-超级充实版（自学完整）.docx
+++ b/00-首页/学生讲义Word/晶体学与晶体结构-超级充实版（自学完整）.docx
@@ -14941,7 +14941,7 @@
         <w:rPr>
           <w:rStyle w:val="VerbatimChar"/>
         </w:rPr>
-        <w:t xml:space="preserve">    ↓</w:t>
+        <w:t xml:space="preserve"> ↓</w:t>
       </w:r>
       <w:r>
         <w:br/>
@@ -14986,7 +14986,7 @@
         <w:rPr>
           <w:rStyle w:val="VerbatimChar"/>
         </w:rPr>
-        <w:t xml:space="preserve">    ↓</w:t>
+        <w:t xml:space="preserve"> ↓</w:t>
       </w:r>
       <w:r>
         <w:br/>
@@ -17700,7 +17700,7 @@
       <w:pPr>
         <w:pStyle w:val="Compact"/>
         <w:numPr>
-          <w:ilvl w:val="1"/>
+          <w:ilvl w:val="0"/>
           <w:numId w:val="1003"/>
         </w:numPr>
       </w:pPr>
@@ -17818,7 +17818,7 @@
       <w:pPr>
         <w:pStyle w:val="Compact"/>
         <w:numPr>
-          <w:ilvl w:val="1"/>
+          <w:ilvl w:val="0"/>
           <w:numId w:val="1003"/>
         </w:numPr>
       </w:pPr>
@@ -17987,7 +17987,7 @@
       <w:pPr>
         <w:pStyle w:val="Compact"/>
         <w:numPr>
-          <w:ilvl w:val="1"/>
+          <w:ilvl w:val="0"/>
           <w:numId w:val="1003"/>
         </w:numPr>
       </w:pPr>
@@ -18157,9 +18157,10 @@
     </w:p>
     <w:p>
       <w:pPr>
+        <w:pStyle w:val="Compact"/>
         <w:numPr>
           <w:ilvl w:val="0"/>
-          <w:numId w:val="1002"/>
+          <w:numId w:val="1004"/>
         </w:numPr>
       </w:pPr>
       <w:r>
@@ -18205,9 +18206,10 @@
     </w:p>
     <w:p>
       <w:pPr>
+        <w:pStyle w:val="Compact"/>
         <w:numPr>
           <w:ilvl w:val="0"/>
-          <w:numId w:val="1004"/>
+          <w:numId w:val="1005"/>
         </w:numPr>
       </w:pPr>
       <w:r>
@@ -18256,8 +18258,8 @@
       <w:pPr>
         <w:pStyle w:val="Compact"/>
         <w:numPr>
-          <w:ilvl w:val="1"/>
-          <w:numId w:val="1005"/>
+          <w:ilvl w:val="0"/>
+          <w:numId w:val="1006"/>
         </w:numPr>
       </w:pPr>
       <w:r>
@@ -18271,8 +18273,8 @@
       <w:pPr>
         <w:pStyle w:val="Compact"/>
         <w:numPr>
-          <w:ilvl w:val="1"/>
-          <w:numId w:val="1005"/>
+          <w:ilvl w:val="0"/>
+          <w:numId w:val="1006"/>
         </w:numPr>
       </w:pPr>
       <w:r>
@@ -18286,8 +18288,8 @@
       <w:pPr>
         <w:pStyle w:val="Compact"/>
         <w:numPr>
-          <w:ilvl w:val="1"/>
-          <w:numId w:val="1005"/>
+          <w:ilvl w:val="0"/>
+          <w:numId w:val="1006"/>
         </w:numPr>
       </w:pPr>
       <w:r>
@@ -18301,7 +18303,7 @@
       <w:pPr>
         <w:numPr>
           <w:ilvl w:val="0"/>
-          <w:numId w:val="1004"/>
+          <w:numId w:val="1007"/>
         </w:numPr>
       </w:pPr>
       <w:r>
@@ -18899,7 +18901,7 @@
       <w:pPr>
         <w:numPr>
           <w:ilvl w:val="0"/>
-          <w:numId w:val="1004"/>
+          <w:numId w:val="1007"/>
         </w:numPr>
       </w:pPr>
       <w:r>
@@ -19091,7 +19093,7 @@
         <w:pStyle w:val="Compact"/>
         <w:numPr>
           <w:ilvl w:val="0"/>
-          <w:numId w:val="1006"/>
+          <w:numId w:val="1008"/>
         </w:numPr>
       </w:pPr>
       <w:r>
@@ -19226,8 +19228,8 @@
       <w:pPr>
         <w:pStyle w:val="Compact"/>
         <w:numPr>
-          <w:ilvl w:val="1"/>
-          <w:numId w:val="1007"/>
+          <w:ilvl w:val="0"/>
+          <w:numId w:val="1009"/>
         </w:numPr>
       </w:pPr>
       <w:r>
@@ -19241,8 +19243,8 @@
       <w:pPr>
         <w:pStyle w:val="Compact"/>
         <w:numPr>
-          <w:ilvl w:val="1"/>
-          <w:numId w:val="1007"/>
+          <w:ilvl w:val="0"/>
+          <w:numId w:val="1009"/>
         </w:numPr>
       </w:pPr>
       <w:r>
@@ -19276,8 +19278,8 @@
       <w:pPr>
         <w:pStyle w:val="Compact"/>
         <w:numPr>
-          <w:ilvl w:val="1"/>
-          <w:numId w:val="1007"/>
+          <w:ilvl w:val="0"/>
+          <w:numId w:val="1009"/>
         </w:numPr>
       </w:pPr>
       <w:r>
@@ -19292,7 +19294,7 @@
         <w:pStyle w:val="Compact"/>
         <w:numPr>
           <w:ilvl w:val="0"/>
-          <w:numId w:val="1006"/>
+          <w:numId w:val="1010"/>
         </w:numPr>
       </w:pPr>
       <w:r>
@@ -19499,8 +19501,8 @@
       <w:pPr>
         <w:pStyle w:val="Compact"/>
         <w:numPr>
-          <w:ilvl w:val="1"/>
-          <w:numId w:val="1008"/>
+          <w:ilvl w:val="0"/>
+          <w:numId w:val="1011"/>
         </w:numPr>
       </w:pPr>
       <w:r>
@@ -19523,8 +19525,8 @@
       <w:pPr>
         <w:pStyle w:val="Compact"/>
         <w:numPr>
-          <w:ilvl w:val="1"/>
-          <w:numId w:val="1008"/>
+          <w:ilvl w:val="0"/>
+          <w:numId w:val="1011"/>
         </w:numPr>
       </w:pPr>
       <w:r>
@@ -19547,8 +19549,8 @@
       <w:pPr>
         <w:pStyle w:val="Compact"/>
         <w:numPr>
-          <w:ilvl w:val="1"/>
-          <w:numId w:val="1008"/>
+          <w:ilvl w:val="0"/>
+          <w:numId w:val="1011"/>
         </w:numPr>
       </w:pPr>
       <w:r>
@@ -19616,7 +19618,7 @@
       <w:pPr>
         <w:numPr>
           <w:ilvl w:val="0"/>
-          <w:numId w:val="1009"/>
+          <w:numId w:val="1012"/>
         </w:numPr>
       </w:pPr>
       <w:r>
@@ -19649,7 +19651,7 @@
         <w:pStyle w:val="Compact"/>
         <w:numPr>
           <w:ilvl w:val="0"/>
-          <w:numId w:val="1009"/>
+          <w:numId w:val="1012"/>
         </w:numPr>
       </w:pPr>
     </w:p>
@@ -19658,7 +19660,7 @@
         <w:pStyle w:val="Compact"/>
         <w:numPr>
           <w:ilvl w:val="1"/>
-          <w:numId w:val="1010"/>
+          <w:numId w:val="1013"/>
         </w:numPr>
       </w:pPr>
       <w:r>
@@ -19690,7 +19692,7 @@
       <w:pPr>
         <w:numPr>
           <w:ilvl w:val="0"/>
-          <w:numId w:val="1009"/>
+          <w:numId w:val="1012"/>
         </w:numPr>
       </w:pPr>
       <w:r>
@@ -20044,7 +20046,7 @@
       <w:pPr>
         <w:numPr>
           <w:ilvl w:val="0"/>
-          <w:numId w:val="1011"/>
+          <w:numId w:val="1014"/>
         </w:numPr>
       </w:pPr>
       <w:r>
@@ -20612,7 +20614,7 @@
       <w:pPr>
         <w:numPr>
           <w:ilvl w:val="0"/>
-          <w:numId w:val="1011"/>
+          <w:numId w:val="1014"/>
         </w:numPr>
       </w:pPr>
       <w:r>
@@ -20827,7 +20829,7 @@
       <w:pPr>
         <w:numPr>
           <w:ilvl w:val="0"/>
-          <w:numId w:val="1011"/>
+          <w:numId w:val="1014"/>
         </w:numPr>
       </w:pPr>
       <w:r>
@@ -20988,7 +20990,7 @@
       <w:pPr>
         <w:numPr>
           <w:ilvl w:val="0"/>
-          <w:numId w:val="1012"/>
+          <w:numId w:val="1015"/>
         </w:numPr>
       </w:pPr>
       <w:r>
@@ -21306,7 +21308,7 @@
       <w:pPr>
         <w:numPr>
           <w:ilvl w:val="0"/>
-          <w:numId w:val="1012"/>
+          <w:numId w:val="1015"/>
         </w:numPr>
       </w:pPr>
       <w:r>
@@ -21679,7 +21681,7 @@
         <w:pStyle w:val="Compact"/>
         <w:numPr>
           <w:ilvl w:val="0"/>
-          <w:numId w:val="1013"/>
+          <w:numId w:val="1016"/>
         </w:numPr>
       </w:pPr>
       <m:oMath>
@@ -21813,7 +21815,7 @@
         <w:pStyle w:val="Compact"/>
         <w:numPr>
           <w:ilvl w:val="0"/>
-          <w:numId w:val="1013"/>
+          <w:numId w:val="1016"/>
         </w:numPr>
       </w:pPr>
       <w:r>
@@ -21986,7 +21988,7 @@
         <w:pStyle w:val="Compact"/>
         <w:numPr>
           <w:ilvl w:val="0"/>
-          <w:numId w:val="1013"/>
+          <w:numId w:val="1016"/>
         </w:numPr>
       </w:pPr>
       <w:r>
@@ -22042,7 +22044,7 @@
         <w:pStyle w:val="Compact"/>
         <w:numPr>
           <w:ilvl w:val="0"/>
-          <w:numId w:val="1013"/>
+          <w:numId w:val="1016"/>
         </w:numPr>
       </w:pPr>
       <w:r>
@@ -22101,7 +22103,7 @@
         <w:pStyle w:val="Compact"/>
         <w:numPr>
           <w:ilvl w:val="0"/>
-          <w:numId w:val="1013"/>
+          <w:numId w:val="1016"/>
         </w:numPr>
       </w:pPr>
       <m:oMath>
@@ -26491,8 +26493,7 @@
     <w:p>
       <w:pPr>
         <w:pStyle w:val="BodyText"/>
-        <w:spacing w:before="160" w:after="80"/>
-        <w:jc w:val="center"/>
+        <w:spacing w:before="120"/>
       </w:pPr>
       <w:r>
         <w:rPr>
@@ -26649,9 +26650,21 @@
         <w:rPr>
           <w:rFonts w:hint="eastAsia" w:eastAsia="SimSun" w:ascii="Times New Roman" w:hAnsi="Times New Roman"/>
         </w:rPr>
-        <w:t xml:space="preserve">个八面体空隙。✔</w:t>
-      </w:r>
-      <w:r>
+        <w:t xml:space="preserve">个八面体空隙。</w:t>
+      </w:r>
+    </w:p>
+    <w:p>
+      <w:pPr>
+        <w:pStyle w:val="BodyText"/>
+        <w:spacing w:before="160" w:after="80"/>
+        <w:jc w:val="center"/>
+      </w:pPr>
+      <w:r>
+        <w:rPr>
+          <w:b w:val="0"/>
+          <w:i w:val="0"/>
+          <w:sz w:val="21"/>
+        </w:rPr>
         <w:drawing>
           <wp:inline>
             <wp:extent cx="1587500" cy="1562100"/>
@@ -26694,28 +26707,39 @@
         </w:drawing>
       </w:r>
       <w:r>
-        <w:t xml:space="preserve"> </w:t>
-      </w:r>
-      <w:r>
-        <w:rPr>
-          <w:rFonts w:hint="eastAsia" w:eastAsia="SimSun" w:ascii="Times New Roman" w:hAnsi="Times New Roman"/>
-          <w:i/>
+        <w:rPr>
+          <w:b w:val="0"/>
+          <w:i w:val="0"/>
+          <w:sz w:val="21"/>
+        </w:rPr>
+        <w:t xml:space="preserve"> </w:t>
+      </w:r>
+      <w:r>
+        <w:rPr>
+          <w:rFonts w:hint="eastAsia" w:eastAsia="FangSong" w:ascii="Times New Roman" w:hAnsi="Times New Roman"/>
+          <w:b w:val="0"/>
+          <w:i w:val="0"/>
           <w:iCs/>
+          <w:sz w:val="21"/>
         </w:rPr>
         <w:t xml:space="preserve">图</w:t>
       </w:r>
       <w:r>
         <w:rPr>
-          <w:i/>
+          <w:b w:val="0"/>
+          <w:i w:val="0"/>
           <w:iCs/>
+          <w:sz w:val="21"/>
         </w:rPr>
         <w:t xml:space="preserve"> 28 </w:t>
       </w:r>
       <w:r>
         <w:rPr>
-          <w:rFonts w:hint="eastAsia" w:eastAsia="SimSun" w:ascii="Times New Roman" w:hAnsi="Times New Roman"/>
-          <w:i/>
+          <w:rFonts w:hint="eastAsia" w:eastAsia="FangSong" w:ascii="Times New Roman" w:hAnsi="Times New Roman"/>
+          <w:b w:val="0"/>
+          <w:i w:val="0"/>
           <w:iCs/>
+          <w:sz w:val="21"/>
         </w:rPr>
         <w:t xml:space="preserve">四面体空隙——4个等径球围成</w:t>
       </w:r>
@@ -29853,7 +29877,7 @@
         <w:pStyle w:val="Compact"/>
         <w:numPr>
           <w:ilvl w:val="0"/>
-          <w:numId w:val="1014"/>
+          <w:numId w:val="1017"/>
         </w:numPr>
       </w:pPr>
       <w:r>
@@ -29871,7 +29895,7 @@
         <w:pStyle w:val="Compact"/>
         <w:numPr>
           <w:ilvl w:val="0"/>
-          <w:numId w:val="1014"/>
+          <w:numId w:val="1017"/>
         </w:numPr>
       </w:pPr>
       <w:r>
@@ -29912,7 +29936,7 @@
         <w:pStyle w:val="Compact"/>
         <w:numPr>
           <w:ilvl w:val="0"/>
-          <w:numId w:val="1014"/>
+          <w:numId w:val="1017"/>
         </w:numPr>
       </w:pPr>
       <w:r>
@@ -29963,7 +29987,7 @@
         <w:pStyle w:val="Compact"/>
         <w:numPr>
           <w:ilvl w:val="0"/>
-          <w:numId w:val="1014"/>
+          <w:numId w:val="1017"/>
         </w:numPr>
       </w:pPr>
       <w:r>
@@ -29978,7 +30002,7 @@
         <w:pStyle w:val="Compact"/>
         <w:numPr>
           <w:ilvl w:val="0"/>
-          <w:numId w:val="1014"/>
+          <w:numId w:val="1017"/>
         </w:numPr>
       </w:pPr>
       <w:r>
@@ -30132,11 +30156,11 @@
         <w:pStyle w:val="Compact"/>
         <w:numPr>
           <w:ilvl w:val="0"/>
-          <w:numId w:val="1015"/>
+          <w:numId w:val="1018"/>
         </w:numPr>
       </w:pPr>
       <w:r>
-        <w:t xml:space="preserve">Ti^{4{+} </w:t>
+        <w:t xml:space="preserve">Ti^{4+} </w:t>
       </w:r>
       <w:r>
         <w:rPr>
@@ -30150,7 +30174,7 @@
         <w:pStyle w:val="Compact"/>
         <w:numPr>
           <w:ilvl w:val="0"/>
-          <w:numId w:val="1015"/>
+          <w:numId w:val="1018"/>
         </w:numPr>
       </w:pPr>
       <w:r>
@@ -30177,14 +30201,14 @@
         <w:pStyle w:val="Compact"/>
         <w:numPr>
           <w:ilvl w:val="0"/>
-          <w:numId w:val="1015"/>
+          <w:numId w:val="1018"/>
         </w:numPr>
       </w:pPr>
       <w:r>
         <w:rPr>
           <w:rFonts w:hint="eastAsia" w:eastAsia="SimSun" w:ascii="Times New Roman" w:hAnsi="Times New Roman"/>
         </w:rPr>
-        <w:t xml:space="preserve">配位比：Ti^{4{+}</w:t>
+        <w:t xml:space="preserve">配位比：Ti^{4+}</w:t>
       </w:r>
       <w:r>
         <w:t xml:space="preserve"> </w:t>
@@ -30228,7 +30252,7 @@
         <w:pStyle w:val="Compact"/>
         <w:numPr>
           <w:ilvl w:val="0"/>
-          <w:numId w:val="1015"/>
+          <w:numId w:val="1018"/>
         </w:numPr>
       </w:pPr>
       <w:r>
@@ -30326,7 +30350,7 @@
           <w:iCs/>
           <w:sz w:val="21"/>
         </w:rPr>
-        <w:t xml:space="preserve">金红石型TiO₂结构——Ti^{4{+}位于四方晶胞顶点和体心，O²⁻形成八面体配位</w:t>
+        <w:t xml:space="preserve">金红石型TiO₂结构——Ti^{4+}位于四方晶胞顶点和体心，O²⁻形成八面体配位</w:t>
       </w:r>
     </w:p>
     <w:p>
@@ -30384,13 +30408,13 @@
         <w:rPr>
           <w:vertAlign w:val="superscript"/>
         </w:rPr>
-        <w:t xml:space="preserve">{4{+}、Zr</w:t>
+        <w:t xml:space="preserve">{4+}、Zr</w:t>
       </w:r>
       <w:r>
         <w:rPr>
           <w:rFonts w:hint="eastAsia" w:eastAsia="Times New Roman" w:ascii="Times New Roman" w:hAnsi="Times New Roman"/>
         </w:rPr>
-        <w:t xml:space="preserve">{4{+}），O²⁻</w:t>
+        <w:t xml:space="preserve">{4+}），O²⁻</w:t>
       </w:r>
       <w:r>
         <w:t xml:space="preserve"> </w:t>
@@ -30490,7 +30514,7 @@
           <w:iCs/>
           <w:sz w:val="21"/>
         </w:rPr>
-        <w:t xml:space="preserve">钙钛矿（CaTiO₃）型结构——蓝色为B位Ti^{4{+}（八面体配位），大灰色为A位Ca²⁺，红色为O²⁻</w:t>
+        <w:t xml:space="preserve">钙钛矿（CaTiO₃）型结构——蓝色为B位Ti^{4+}（八面体配位），大灰色为A位Ca²⁺，红色为O²⁻</w:t>
       </w:r>
     </w:p>
     <w:bookmarkEnd w:id="220"/>
@@ -31326,7 +31350,7 @@
               <w:rPr>
                 <w:rFonts w:ascii="Times New Roman" w:hAnsi="Times New Roman" w:eastAsia="Times New Roman"/>
               </w:rPr>
-              <w:t xml:space="preserve">Ti^{4{+}</w:t>
+              <w:t xml:space="preserve">Ti^{4+}</w:t>
             </w:r>
           </w:p>
         </w:tc>
@@ -35904,104 +35928,70 @@
       <w:r>
         <w:rPr>
           <w:rFonts w:hint="eastAsia" w:eastAsia="SimSun" w:ascii="Times New Roman" w:hAnsi="Times New Roman"/>
-          <w:color w:val="1E40AF"/>
         </w:rPr>
         <w:t xml:space="preserve">NaCl型中，Cl⁻</w:t>
       </w:r>
       <w:r>
-        <w:rPr>
-          <w:color w:val="1E40AF"/>
-        </w:rPr>
-        <w:t xml:space="preserve"> </w:t>
-      </w:r>
-      <w:r>
-        <w:rPr>
-          <w:rFonts w:hint="eastAsia" w:eastAsia="SimSun" w:ascii="Times New Roman" w:hAnsi="Times New Roman"/>
-          <w:color w:val="1E40AF"/>
+        <w:t xml:space="preserve"> </w:t>
+      </w:r>
+      <w:r>
+        <w:rPr>
+          <w:rFonts w:hint="eastAsia" w:eastAsia="SimSun" w:ascii="Times New Roman" w:hAnsi="Times New Roman"/>
         </w:rPr>
         <w:t xml:space="preserve">被</w:t>
       </w:r>
       <w:r>
-        <w:rPr>
-          <w:color w:val="1E40AF"/>
-        </w:rPr>
         <w:t xml:space="preserve"> 6 </w:t>
       </w:r>
       <w:r>
         <w:rPr>
           <w:rFonts w:hint="eastAsia" w:eastAsia="SimSun" w:ascii="Times New Roman" w:hAnsi="Times New Roman"/>
-          <w:color w:val="1E40AF"/>
         </w:rPr>
         <w:t xml:space="preserve">个</w:t>
       </w:r>
       <w:r>
-        <w:rPr>
-          <w:color w:val="1E40AF"/>
-        </w:rPr>
         <w:t xml:space="preserve"> Na⁺ </w:t>
       </w:r>
       <w:r>
         <w:rPr>
           <w:rFonts w:hint="eastAsia" w:eastAsia="SimSun" w:ascii="Times New Roman" w:hAnsi="Times New Roman"/>
-          <w:color w:val="1E40AF"/>
         </w:rPr>
         <w:t xml:space="preserve">包围（八面体配位）：</w:t>
       </w:r>
       <w:r>
-        <w:rPr>
-          <w:color w:val="1E40AF"/>
-        </w:rPr>
-        <w:t xml:space="preserve"> </w:t>
-      </w:r>
-      <w:r>
-        <w:rPr>
-          <w:color w:val="1E40AF"/>
-        </w:rPr>
+        <w:t xml:space="preserve"> </w:t>
+      </w:r>
+      <w:r>
         <w:t xml:space="preserve">- </w:t>
       </w:r>
       <w:r>
         <w:rPr>
           <w:rFonts w:hint="eastAsia" w:eastAsia="SimSun" w:ascii="Times New Roman" w:hAnsi="Times New Roman"/>
-          <w:color w:val="1E40AF"/>
         </w:rPr>
         <w:t xml:space="preserve">每个</w:t>
       </w:r>
       <w:r>
-        <w:rPr>
-          <w:color w:val="1E40AF"/>
-        </w:rPr>
         <w:t xml:space="preserve"> Na⁺ </w:t>
       </w:r>
       <w:r>
         <w:rPr>
           <w:rFonts w:hint="eastAsia" w:eastAsia="SimSun" w:ascii="Times New Roman" w:hAnsi="Times New Roman"/>
-          <w:color w:val="1E40AF"/>
         </w:rPr>
         <w:t xml:space="preserve">分配给</w:t>
       </w:r>
       <w:r>
-        <w:rPr>
-          <w:color w:val="1E40AF"/>
-        </w:rPr>
         <w:t xml:space="preserve"> Cl⁻ </w:t>
       </w:r>
       <w:r>
         <w:rPr>
           <w:rFonts w:hint="eastAsia" w:eastAsia="SimSun" w:ascii="Times New Roman" w:hAnsi="Times New Roman"/>
-          <w:color w:val="1E40AF"/>
         </w:rPr>
         <w:t xml:space="preserve">的静电键强度</w:t>
       </w:r>
       <w:r>
-        <w:rPr>
-          <w:color w:val="1E40AF"/>
-        </w:rPr>
         <w:t xml:space="preserve"> =</w:t>
       </w:r>
       <w:r>
-        <w:rPr>
-          <w:color w:val="1E40AF"/>
-        </w:rPr>
         <w:t xml:space="preserve"> </w:t>
       </w:r>
       <m:oMath>
@@ -36019,47 +36009,30 @@
         </m:r>
       </m:oMath>
       <w:r>
-        <w:rPr>
-          <w:color w:val="1E40AF"/>
-        </w:rPr>
-        <w:t xml:space="preserve"> </w:t>
-      </w:r>
-      <w:r>
-        <w:rPr>
-          <w:color w:val="1E40AF"/>
-        </w:rPr>
+        <w:t xml:space="preserve"> </w:t>
+      </w:r>
+      <w:r>
         <w:t xml:space="preserve">- 6 </w:t>
       </w:r>
       <w:r>
         <w:rPr>
           <w:rFonts w:hint="eastAsia" w:eastAsia="SimSun" w:ascii="Times New Roman" w:hAnsi="Times New Roman"/>
-          <w:color w:val="1E40AF"/>
         </w:rPr>
         <w:t xml:space="preserve">个</w:t>
       </w:r>
       <w:r>
-        <w:rPr>
-          <w:color w:val="1E40AF"/>
-        </w:rPr>
         <w:t xml:space="preserve"> Na⁺ </w:t>
       </w:r>
       <w:r>
         <w:rPr>
           <w:rFonts w:hint="eastAsia" w:eastAsia="SimSun" w:ascii="Times New Roman" w:hAnsi="Times New Roman"/>
-          <w:color w:val="1E40AF"/>
         </w:rPr>
         <w:t xml:space="preserve">总贡献</w:t>
       </w:r>
       <w:r>
-        <w:rPr>
-          <w:color w:val="1E40AF"/>
-        </w:rPr>
         <w:t xml:space="preserve"> =</w:t>
       </w:r>
       <w:r>
-        <w:rPr>
-          <w:color w:val="1E40AF"/>
-        </w:rPr>
         <w:t xml:space="preserve"> </w:t>
       </w:r>
       <m:oMath>
@@ -36103,36 +36076,36 @@
         </m:r>
       </m:oMath>
       <w:r>
-        <w:rPr>
-          <w:color w:val="1E40AF"/>
-        </w:rPr>
-        <w:t xml:space="preserve"> </w:t>
-      </w:r>
-      <w:r>
-        <w:rPr>
-          <w:color w:val="1E40AF"/>
-        </w:rPr>
+        <w:t xml:space="preserve"> </w:t>
+      </w:r>
+      <w:r>
         <w:t xml:space="preserve">= Cl⁻ </w:t>
       </w:r>
       <w:r>
         <w:rPr>
           <w:rFonts w:hint="eastAsia" w:eastAsia="SimSun" w:ascii="Times New Roman" w:hAnsi="Times New Roman"/>
-          <w:color w:val="1E40AF"/>
         </w:rPr>
         <w:t xml:space="preserve">的电价</w:t>
       </w:r>
       <w:r>
-        <w:rPr>
-          <w:color w:val="1E40AF"/>
-        </w:rPr>
         <w:t xml:space="preserve"> →</w:t>
       </w:r>
       <w:r>
-        <w:rPr>
-          <w:color w:val="1E40AF"/>
-        </w:rPr>
-        <w:t xml:space="preserve"> </w:t>
-      </w:r>
+        <w:t xml:space="preserve"> </w:t>
+      </w:r>
+      <w:r>
+        <w:rPr>
+          <w:rFonts w:hint="eastAsia" w:eastAsia="SimSun" w:ascii="Times New Roman" w:hAnsi="Times New Roman"/>
+          <w:b/>
+          <w:bCs/>
+        </w:rPr>
+        <w:t xml:space="preserve">结构合理</w:t>
+      </w:r>
+    </w:p>
+    <w:p>
+      <w:pPr>
+        <w:pStyle w:val="BodyText"/>
+      </w:pPr>
       <w:r>
         <w:rPr>
           <w:rFonts w:hint="eastAsia" w:eastAsia="SimSun" w:ascii="Times New Roman" w:hAnsi="Times New Roman"/>
@@ -36140,21 +36113,6 @@
           <w:bCs/>
           <w:color w:val="1E40AF"/>
         </w:rPr>
-        <w:t xml:space="preserve">结构合理</w:t>
-      </w:r>
-      <w:r>
-        <w:rPr>
-          <w:color w:val="1E40AF"/>
-        </w:rPr>
-        <w:t xml:space="preserve"> </w:t>
-      </w:r>
-      <w:r>
-        <w:rPr>
-          <w:rFonts w:hint="eastAsia" w:eastAsia="SimSun" w:ascii="Times New Roman" w:hAnsi="Times New Roman"/>
-          <w:b/>
-          <w:bCs/>
-          <w:color w:val="1E40AF"/>
-        </w:rPr>
         <w:t xml:space="preserve">应用示例——判断CaF₂型结构的合理性</w:t>
       </w:r>
       <w:r>
@@ -36168,8 +36126,6 @@
     <w:p>
       <w:pPr>
         <w:pStyle w:val="BodyText"/>
-        <w:spacing w:before="160" w:after="80"/>
-        <w:jc w:val="center"/>
       </w:pPr>
       <w:r>
         <w:t xml:space="preserve">Ca²⁺ </w:t>
@@ -36367,10 +36323,19 @@
         </w:rPr>
         <w:t xml:space="preserve">结构合理</w:t>
       </w:r>
-      <w:r>
-        <w:t xml:space="preserve"> </w:t>
-      </w:r>
-      <w:r>
+    </w:p>
+    <w:p>
+      <w:pPr>
+        <w:pStyle w:val="BodyText"/>
+        <w:spacing w:before="160" w:after="80"/>
+        <w:jc w:val="center"/>
+      </w:pPr>
+      <w:r>
+        <w:rPr>
+          <w:b w:val="0"/>
+          <w:i w:val="0"/>
+          <w:sz w:val="21"/>
+        </w:rPr>
         <w:drawing>
           <wp:inline>
             <wp:extent cx="3240000" cy="3371351"/>
@@ -36413,35 +36378,48 @@
         </w:drawing>
       </w:r>
       <w:r>
-        <w:t xml:space="preserve"> </w:t>
-      </w:r>
-      <w:r>
-        <w:rPr>
-          <w:rFonts w:hint="eastAsia" w:eastAsia="SimSun" w:ascii="Times New Roman" w:hAnsi="Times New Roman"/>
-          <w:i/>
+        <w:rPr>
+          <w:b w:val="0"/>
+          <w:i w:val="0"/>
+          <w:sz w:val="21"/>
+        </w:rPr>
+        <w:t xml:space="preserve"> </w:t>
+      </w:r>
+      <w:r>
+        <w:rPr>
+          <w:rFonts w:hint="eastAsia" w:eastAsia="FangSong" w:ascii="Times New Roman" w:hAnsi="Times New Roman"/>
+          <w:b w:val="0"/>
+          <w:i w:val="0"/>
           <w:iCs/>
+          <w:sz w:val="21"/>
         </w:rPr>
         <w:t xml:space="preserve">图</w:t>
       </w:r>
       <w:r>
         <w:rPr>
-          <w:i/>
+          <w:b w:val="0"/>
+          <w:i w:val="0"/>
           <w:iCs/>
+          <w:sz w:val="21"/>
         </w:rPr>
         <w:t xml:space="preserve"> 45 </w:t>
       </w:r>
       <w:r>
         <w:rPr>
-          <w:rFonts w:hint="eastAsia" w:eastAsia="SimSun" w:ascii="Times New Roman" w:hAnsi="Times New Roman"/>
-          <w:i/>
+          <w:rFonts w:hint="eastAsia" w:eastAsia="FangSong" w:ascii="Times New Roman" w:hAnsi="Times New Roman"/>
+          <w:b w:val="0"/>
+          <w:i w:val="0"/>
           <w:iCs/>
+          <w:sz w:val="21"/>
         </w:rPr>
         <w:t xml:space="preserve">八面体配位——6个负离子（灰）在八面体顶点，正离子（黑）在中心，配位数</w:t>
       </w:r>
       <w:r>
         <w:rPr>
-          <w:i/>
+          <w:b w:val="0"/>
+          <w:i w:val="0"/>
           <w:iCs/>
+          <w:sz w:val="21"/>
         </w:rPr>
         <w:t xml:space="preserve"> = 6</w:t>
       </w:r>
@@ -36541,7 +36519,7 @@
         <w:pStyle w:val="Compact"/>
         <w:numPr>
           <w:ilvl w:val="0"/>
-          <w:numId w:val="1016"/>
+          <w:numId w:val="1019"/>
         </w:numPr>
       </w:pPr>
       <w:r>
@@ -36557,78 +36535,6 @@
           <w:rFonts w:hint="eastAsia" w:eastAsia="SimSun" w:ascii="Times New Roman" w:hAnsi="Times New Roman"/>
         </w:rPr>
         <w:t xml:space="preserve">：配位多面体倾向于共顶点连接，共棱和共面连接会降低稳定性（正离子间距减小，排斥增大）</w:t>
-      </w:r>
-    </w:p>
-    <w:p>
-      <w:pPr>
-        <w:pStyle w:val="Compact"/>
-        <w:numPr>
-          <w:ilvl w:val="1"/>
-          <w:numId w:val="1017"/>
-        </w:numPr>
-      </w:pPr>
-      <w:r>
-        <w:rPr>
-          <w:rFonts w:hint="eastAsia" w:eastAsia="SimSun" w:ascii="Times New Roman" w:hAnsi="Times New Roman"/>
-        </w:rPr>
-        <w:t xml:space="preserve">共顶点</w:t>
-      </w:r>
-      <w:r>
-        <w:t xml:space="preserve"> → </w:t>
-      </w:r>
-      <w:r>
-        <w:rPr>
-          <w:rFonts w:hint="eastAsia" w:eastAsia="SimSun" w:ascii="Times New Roman" w:hAnsi="Times New Roman"/>
-        </w:rPr>
-        <w:t xml:space="preserve">正离子间距最大，排斥最小</w:t>
-      </w:r>
-    </w:p>
-    <w:p>
-      <w:pPr>
-        <w:pStyle w:val="Compact"/>
-        <w:numPr>
-          <w:ilvl w:val="1"/>
-          <w:numId w:val="1017"/>
-        </w:numPr>
-      </w:pPr>
-      <w:r>
-        <w:rPr>
-          <w:rFonts w:hint="eastAsia" w:eastAsia="SimSun" w:ascii="Times New Roman" w:hAnsi="Times New Roman"/>
-        </w:rPr>
-        <w:t xml:space="preserve">共棱</w:t>
-      </w:r>
-      <w:r>
-        <w:t xml:space="preserve"> → </w:t>
-      </w:r>
-      <w:r>
-        <w:rPr>
-          <w:rFonts w:hint="eastAsia" w:eastAsia="SimSun" w:ascii="Times New Roman" w:hAnsi="Times New Roman"/>
-        </w:rPr>
-        <w:t xml:space="preserve">中等</w:t>
-      </w:r>
-    </w:p>
-    <w:p>
-      <w:pPr>
-        <w:pStyle w:val="Compact"/>
-        <w:numPr>
-          <w:ilvl w:val="1"/>
-          <w:numId w:val="1017"/>
-        </w:numPr>
-      </w:pPr>
-      <w:r>
-        <w:rPr>
-          <w:rFonts w:hint="eastAsia" w:eastAsia="SimSun" w:ascii="Times New Roman" w:hAnsi="Times New Roman"/>
-        </w:rPr>
-        <w:t xml:space="preserve">共面</w:t>
-      </w:r>
-      <w:r>
-        <w:t xml:space="preserve"> → </w:t>
-      </w:r>
-      <w:r>
-        <w:rPr>
-          <w:rFonts w:hint="eastAsia" w:eastAsia="SimSun" w:ascii="Times New Roman" w:hAnsi="Times New Roman"/>
-        </w:rPr>
-        <w:t xml:space="preserve">正离子间距最小，排斥最大</w:t>
       </w:r>
     </w:p>
     <w:p>
@@ -36636,7 +36542,79 @@
         <w:pStyle w:val="Compact"/>
         <w:numPr>
           <w:ilvl w:val="0"/>
-          <w:numId w:val="1016"/>
+          <w:numId w:val="1019"/>
+        </w:numPr>
+      </w:pPr>
+      <w:r>
+        <w:rPr>
+          <w:rFonts w:hint="eastAsia" w:eastAsia="SimSun" w:ascii="Times New Roman" w:hAnsi="Times New Roman"/>
+        </w:rPr>
+        <w:t xml:space="preserve">共顶点</w:t>
+      </w:r>
+      <w:r>
+        <w:t xml:space="preserve"> → </w:t>
+      </w:r>
+      <w:r>
+        <w:rPr>
+          <w:rFonts w:hint="eastAsia" w:eastAsia="SimSun" w:ascii="Times New Roman" w:hAnsi="Times New Roman"/>
+        </w:rPr>
+        <w:t xml:space="preserve">正离子间距最大，排斥最小</w:t>
+      </w:r>
+    </w:p>
+    <w:p>
+      <w:pPr>
+        <w:pStyle w:val="Compact"/>
+        <w:numPr>
+          <w:ilvl w:val="0"/>
+          <w:numId w:val="1019"/>
+        </w:numPr>
+      </w:pPr>
+      <w:r>
+        <w:rPr>
+          <w:rFonts w:hint="eastAsia" w:eastAsia="SimSun" w:ascii="Times New Roman" w:hAnsi="Times New Roman"/>
+        </w:rPr>
+        <w:t xml:space="preserve">共棱</w:t>
+      </w:r>
+      <w:r>
+        <w:t xml:space="preserve"> → </w:t>
+      </w:r>
+      <w:r>
+        <w:rPr>
+          <w:rFonts w:hint="eastAsia" w:eastAsia="SimSun" w:ascii="Times New Roman" w:hAnsi="Times New Roman"/>
+        </w:rPr>
+        <w:t xml:space="preserve">中等</w:t>
+      </w:r>
+    </w:p>
+    <w:p>
+      <w:pPr>
+        <w:pStyle w:val="Compact"/>
+        <w:numPr>
+          <w:ilvl w:val="0"/>
+          <w:numId w:val="1019"/>
+        </w:numPr>
+      </w:pPr>
+      <w:r>
+        <w:rPr>
+          <w:rFonts w:hint="eastAsia" w:eastAsia="SimSun" w:ascii="Times New Roman" w:hAnsi="Times New Roman"/>
+        </w:rPr>
+        <w:t xml:space="preserve">共面</w:t>
+      </w:r>
+      <w:r>
+        <w:t xml:space="preserve"> → </w:t>
+      </w:r>
+      <w:r>
+        <w:rPr>
+          <w:rFonts w:hint="eastAsia" w:eastAsia="SimSun" w:ascii="Times New Roman" w:hAnsi="Times New Roman"/>
+        </w:rPr>
+        <w:t xml:space="preserve">正离子间距最小，排斥最大</w:t>
+      </w:r>
+    </w:p>
+    <w:p>
+      <w:pPr>
+        <w:pStyle w:val="Compact"/>
+        <w:numPr>
+          <w:ilvl w:val="0"/>
+          <w:numId w:val="1019"/>
         </w:numPr>
       </w:pPr>
       <w:r>
@@ -40611,7 +40589,7 @@
         <w:rPr>
           <w:rStyle w:val="VerbatimChar"/>
         </w:rPr>
-        <w:t xml:space="preserve">   ↓</w:t>
+        <w:t xml:space="preserve"> ↓</w:t>
       </w:r>
       <w:r>
         <w:br/>
@@ -40636,7 +40614,7 @@
         <w:rPr>
           <w:rStyle w:val="VerbatimChar"/>
         </w:rPr>
-        <w:t xml:space="preserve">   </w:t>
+        <w:t xml:space="preserve"> </w:t>
       </w:r>
       <w:r>
         <w:rPr>
@@ -40652,7 +40630,7 @@
         <w:rPr>
           <w:rStyle w:val="VerbatimChar"/>
         </w:rPr>
-        <w:t xml:space="preserve">   ↓</w:t>
+        <w:t xml:space="preserve"> ↓</w:t>
       </w:r>
       <w:r>
         <w:br/>
@@ -40677,7 +40655,7 @@
         <w:rPr>
           <w:rStyle w:val="VerbatimChar"/>
         </w:rPr>
-        <w:t xml:space="preserve">   AB </w:t>
+        <w:t xml:space="preserve"> AB </w:t>
       </w:r>
       <w:r>
         <w:rPr>
@@ -40732,7 +40710,7 @@
         <w:rPr>
           <w:rStyle w:val="VerbatimChar"/>
         </w:rPr>
-        <w:t xml:space="preserve">   ↓</w:t>
+        <w:t xml:space="preserve"> ↓</w:t>
       </w:r>
       <w:r>
         <w:br/>
@@ -40757,7 +40735,7 @@
         <w:rPr>
           <w:rStyle w:val="VerbatimChar"/>
         </w:rPr>
-        <w:t xml:space="preserve">   NaCl: 6 </w:t>
+        <w:t xml:space="preserve"> NaCl: 6 </w:t>
       </w:r>
       <w:r>
         <w:rPr>
@@ -40799,7 +40777,7 @@
         <w:rPr>
           <w:rStyle w:val="VerbatimChar"/>
         </w:rPr>
-        <w:t xml:space="preserve">   ↓</w:t>
+        <w:t xml:space="preserve"> ↓</w:t>
       </w:r>
       <w:r>
         <w:br/>
@@ -40824,7 +40802,7 @@
         <w:rPr>
           <w:rStyle w:val="VerbatimChar"/>
         </w:rPr>
-        <w:t xml:space="preserve">   ρ = (n × M) / (N_A × a³)</w:t>
+        <w:t xml:space="preserve"> ρ = (n × M) / (N_A × a³)</w:t>
       </w:r>
       <w:r>
         <w:br/>
@@ -40833,7 +40811,7 @@
         <w:rPr>
           <w:rStyle w:val="VerbatimChar"/>
         </w:rPr>
-        <w:t xml:space="preserve">   </w:t>
+        <w:t xml:space="preserve"> </w:t>
       </w:r>
       <w:r>
         <w:rPr>
@@ -40875,7 +40853,7 @@
         <w:rPr>
           <w:rStyle w:val="VerbatimChar"/>
         </w:rPr>
-        <w:t xml:space="preserve">   ↓</w:t>
+        <w:t xml:space="preserve"> ↓</w:t>
       </w:r>
       <w:r>
         <w:br/>
@@ -40900,7 +40878,7 @@
         <w:rPr>
           <w:rStyle w:val="VerbatimChar"/>
         </w:rPr>
-        <w:t xml:space="preserve">   </w:t>
+        <w:t xml:space="preserve"> </w:t>
       </w:r>
       <w:r>
         <w:rPr>
@@ -41713,7 +41691,7 @@
         <w:rPr>
           <w:rStyle w:val="VerbatimChar"/>
         </w:rPr>
-        <w:t xml:space="preserve">   ↓</w:t>
+        <w:t xml:space="preserve"> ↓</w:t>
       </w:r>
       <w:r>
         <w:br/>
@@ -41738,7 +41716,7 @@
         <w:rPr>
           <w:rStyle w:val="VerbatimChar"/>
         </w:rPr>
-        <w:t xml:space="preserve">   ↓</w:t>
+        <w:t xml:space="preserve"> ↓</w:t>
       </w:r>
       <w:r>
         <w:br/>
@@ -41879,7 +41857,7 @@
         <w:rPr>
           <w:rStyle w:val="VerbatimChar"/>
         </w:rPr>
-        <w:t xml:space="preserve">   ↓</w:t>
+        <w:t xml:space="preserve"> ↓</w:t>
       </w:r>
       <w:r>
         <w:br/>
@@ -41911,7 +41889,7 @@
         <w:rPr>
           <w:rStyle w:val="VerbatimChar"/>
         </w:rPr>
-        <w:t xml:space="preserve">  → </w:t>
+        <w:t xml:space="preserve"> → </w:t>
       </w:r>
       <w:r>
         <w:rPr>
@@ -41940,7 +41918,7 @@
         <w:rPr>
           <w:rStyle w:val="VerbatimChar"/>
         </w:rPr>
-        <w:t xml:space="preserve">  → </w:t>
+        <w:t xml:space="preserve"> → </w:t>
       </w:r>
       <w:r>
         <w:rPr>
@@ -41996,7 +41974,7 @@
         <w:pStyle w:val="Compact"/>
         <w:numPr>
           <w:ilvl w:val="0"/>
-          <w:numId w:val="1018"/>
+          <w:numId w:val="1020"/>
         </w:numPr>
       </w:pPr>
       <w:r>
@@ -42004,499 +41982,6 @@
           <w:rFonts w:hint="eastAsia" w:eastAsia="SimSun" w:ascii="Times New Roman" w:hAnsi="Times New Roman"/>
         </w:rPr>
         <w:t xml:space="preserve">说出立方晶系、四方晶系、六方晶系的轴长/轴角特征。</w:t>
-      </w:r>
-    </w:p>
-    <w:p>
-      <w:pPr>
-        <w:pStyle w:val="Compact"/>
-        <w:numPr>
-          <w:ilvl w:val="0"/>
-          <w:numId w:val="1018"/>
-        </w:numPr>
-      </w:pPr>
-      <w:r>
-        <w:rPr>
-          <w:rFonts w:hint="eastAsia" w:eastAsia="SimSun" w:ascii="Times New Roman" w:hAnsi="Times New Roman"/>
-        </w:rPr>
-        <w:t xml:space="preserve">计算面心立方（fcc）一个晶胞中的原子数，已知原子位于顶点和面心。</w:t>
-      </w:r>
-    </w:p>
-    <w:p>
-      <w:pPr>
-        <w:pStyle w:val="Compact"/>
-        <w:numPr>
-          <w:ilvl w:val="0"/>
-          <w:numId w:val="1018"/>
-        </w:numPr>
-      </w:pPr>
-      <w:r>
-        <w:rPr>
-          <w:rFonts w:hint="eastAsia" w:eastAsia="SimSun" w:ascii="Times New Roman" w:hAnsi="Times New Roman"/>
-        </w:rPr>
-        <w:t xml:space="preserve">已知</w:t>
-      </w:r>
-      <w:r>
-        <w:t xml:space="preserve"> CsCl </w:t>
-      </w:r>
-      <w:r>
-        <w:rPr>
-          <w:rFonts w:hint="eastAsia" w:eastAsia="SimSun" w:ascii="Times New Roman" w:hAnsi="Times New Roman"/>
-        </w:rPr>
-        <w:t xml:space="preserve">型晶体中</w:t>
-      </w:r>
-      <w:r>
-        <w:t xml:space="preserve"> Cl⁻ </w:t>
-      </w:r>
-      <w:r>
-        <w:rPr>
-          <w:rFonts w:hint="eastAsia" w:eastAsia="SimSun" w:ascii="Times New Roman" w:hAnsi="Times New Roman"/>
-        </w:rPr>
-        <w:t xml:space="preserve">和</w:t>
-      </w:r>
-      <w:r>
-        <w:t xml:space="preserve"> Cs⁺ </w:t>
-      </w:r>
-      <w:r>
-        <w:rPr>
-          <w:rFonts w:hint="eastAsia" w:eastAsia="SimSun" w:ascii="Times New Roman" w:hAnsi="Times New Roman"/>
-        </w:rPr>
-        <w:t xml:space="preserve">的坐标分别是</w:t>
-      </w:r>
-      <w:r>
-        <w:t xml:space="preserve"> (0,0,0) </w:t>
-      </w:r>
-      <w:r>
-        <w:rPr>
-          <w:rFonts w:hint="eastAsia" w:eastAsia="SimSun" w:ascii="Times New Roman" w:hAnsi="Times New Roman"/>
-        </w:rPr>
-        <w:t xml:space="preserve">和</w:t>
-      </w:r>
-      <w:r>
-        <w:t xml:space="preserve"> </w:t>
-      </w:r>
-      <w:r>
-        <w:rPr>
-          <w:rFonts w:hint="eastAsia" w:eastAsia="SimSun" w:ascii="Times New Roman" w:hAnsi="Times New Roman"/>
-        </w:rPr>
-        <w:t xml:space="preserve">(½,½,½)，计算一个晶胞含多少个</w:t>
-      </w:r>
-      <w:r>
-        <w:t xml:space="preserve"> CsCl </w:t>
-      </w:r>
-      <w:r>
-        <w:rPr>
-          <w:rFonts w:hint="eastAsia" w:eastAsia="SimSun" w:ascii="Times New Roman" w:hAnsi="Times New Roman"/>
-        </w:rPr>
-        <w:t xml:space="preserve">化学式单位。</w:t>
-      </w:r>
-    </w:p>
-    <w:p>
-      <w:pPr>
-        <w:pStyle w:val="Compact"/>
-        <w:numPr>
-          <w:ilvl w:val="0"/>
-          <w:numId w:val="1018"/>
-        </w:numPr>
-      </w:pPr>
-      <w:r>
-        <w:rPr>
-          <w:rFonts w:hint="eastAsia" w:eastAsia="SimSun" w:ascii="Times New Roman" w:hAnsi="Times New Roman"/>
-        </w:rPr>
-        <w:t xml:space="preserve">已知</w:t>
-      </w:r>
-      <w:r>
-        <w:t xml:space="preserve"> Na⁺ </w:t>
-      </w:r>
-      <w:r>
-        <w:rPr>
-          <w:rFonts w:hint="eastAsia" w:eastAsia="SimSun" w:ascii="Times New Roman" w:hAnsi="Times New Roman"/>
-        </w:rPr>
-        <w:t xml:space="preserve">半径为</w:t>
-      </w:r>
-      <w:r>
-        <w:t xml:space="preserve"> 102 </w:t>
-      </w:r>
-      <w:r>
-        <w:rPr>
-          <w:rFonts w:hint="eastAsia" w:eastAsia="Times New Roman" w:ascii="Times New Roman" w:hAnsi="Times New Roman"/>
-        </w:rPr>
-        <w:t xml:space="preserve">pm，Cl⁻</w:t>
-      </w:r>
-      <w:r>
-        <w:t xml:space="preserve"> </w:t>
-      </w:r>
-      <w:r>
-        <w:rPr>
-          <w:rFonts w:hint="eastAsia" w:eastAsia="SimSun" w:ascii="Times New Roman" w:hAnsi="Times New Roman"/>
-        </w:rPr>
-        <w:t xml:space="preserve">半径为</w:t>
-      </w:r>
-      <w:r>
-        <w:t xml:space="preserve"> 181 </w:t>
-      </w:r>
-      <w:r>
-        <w:rPr>
-          <w:rFonts w:hint="eastAsia" w:eastAsia="SimSun" w:ascii="Times New Roman" w:hAnsi="Times New Roman"/>
-        </w:rPr>
-        <w:t xml:space="preserve">pm，判断</w:t>
-      </w:r>
-      <w:r>
-        <w:t xml:space="preserve"> NaCl </w:t>
-      </w:r>
-      <w:r>
-        <w:rPr>
-          <w:rFonts w:hint="eastAsia" w:eastAsia="SimSun" w:ascii="Times New Roman" w:hAnsi="Times New Roman"/>
-        </w:rPr>
-        <w:t xml:space="preserve">的晶体结构类型和配位数。</w:t>
-      </w:r>
-    </w:p>
-    <w:p>
-      <w:pPr>
-        <w:pStyle w:val="Compact"/>
-        <w:numPr>
-          <w:ilvl w:val="0"/>
-          <w:numId w:val="1018"/>
-        </w:numPr>
-      </w:pPr>
-      <w:r>
-        <w:rPr>
-          <w:rFonts w:hint="eastAsia" w:eastAsia="SimSun" w:ascii="Times New Roman" w:hAnsi="Times New Roman"/>
-        </w:rPr>
-        <w:t xml:space="preserve">背诵半径比规则的三档临界值。</w:t>
-      </w:r>
-    </w:p>
-    <w:bookmarkEnd w:id="277"/>
-    <w:bookmarkStart w:id="278" w:name="提高训练进阶-1"/>
-    <w:p>
-      <w:pPr>
-        <w:pStyle w:val="Heading3"/>
-        <w:spacing w:before="280" w:after="120"/>
-      </w:pPr>
-      <w:r>
-        <w:t xml:space="preserve">21.2 </w:t>
-      </w:r>
-      <w:r>
-        <w:rPr>
-          <w:rFonts w:hint="eastAsia" w:eastAsia="SimHei" w:ascii="Times New Roman" w:hAnsi="Times New Roman"/>
-        </w:rPr>
-        <w:t xml:space="preserve">提高训练（进阶）</w:t>
-      </w:r>
-    </w:p>
-    <w:p>
-      <w:pPr>
-        <w:pStyle w:val="Compact"/>
-        <w:numPr>
-          <w:ilvl w:val="0"/>
-          <w:numId w:val="1019"/>
-        </w:numPr>
-      </w:pPr>
-      <w:r>
-        <w:rPr>
-          <w:rFonts w:hint="eastAsia" w:eastAsia="SimSun" w:ascii="Times New Roman" w:hAnsi="Times New Roman"/>
-        </w:rPr>
-        <w:t xml:space="preserve">已知</w:t>
-      </w:r>
-      <w:r>
-        <w:t xml:space="preserve"> Ca²⁺ </w:t>
-      </w:r>
-      <w:r>
-        <w:rPr>
-          <w:rFonts w:hint="eastAsia" w:eastAsia="SimSun" w:ascii="Times New Roman" w:hAnsi="Times New Roman"/>
-        </w:rPr>
-        <w:t xml:space="preserve">半径为</w:t>
-      </w:r>
-      <w:r>
-        <w:t xml:space="preserve"> 100 </w:t>
-      </w:r>
-      <w:r>
-        <w:rPr>
-          <w:rFonts w:hint="eastAsia" w:eastAsia="Times New Roman" w:ascii="Times New Roman" w:hAnsi="Times New Roman"/>
-        </w:rPr>
-        <w:t xml:space="preserve">pm，F⁻</w:t>
-      </w:r>
-      <w:r>
-        <w:t xml:space="preserve"> </w:t>
-      </w:r>
-      <w:r>
-        <w:rPr>
-          <w:rFonts w:hint="eastAsia" w:eastAsia="SimSun" w:ascii="Times New Roman" w:hAnsi="Times New Roman"/>
-        </w:rPr>
-        <w:t xml:space="preserve">半径为</w:t>
-      </w:r>
-      <w:r>
-        <w:t xml:space="preserve"> 133 </w:t>
-      </w:r>
-      <w:r>
-        <w:rPr>
-          <w:rFonts w:hint="eastAsia" w:eastAsia="SimSun" w:ascii="Times New Roman" w:hAnsi="Times New Roman"/>
-        </w:rPr>
-        <w:t xml:space="preserve">pm，判断</w:t>
-      </w:r>
-      <w:r>
-        <w:t xml:space="preserve"> CaF₂ </w:t>
-      </w:r>
-      <w:r>
-        <w:rPr>
-          <w:rFonts w:hint="eastAsia" w:eastAsia="SimSun" w:ascii="Times New Roman" w:hAnsi="Times New Roman"/>
-        </w:rPr>
-        <w:t xml:space="preserve">中</w:t>
-      </w:r>
-      <w:r>
-        <w:t xml:space="preserve"> Ca²⁺ </w:t>
-      </w:r>
-      <w:r>
-        <w:rPr>
-          <w:rFonts w:hint="eastAsia" w:eastAsia="SimSun" w:ascii="Times New Roman" w:hAnsi="Times New Roman"/>
-        </w:rPr>
-        <w:t xml:space="preserve">的配位数。</w:t>
-      </w:r>
-    </w:p>
-    <w:p>
-      <w:pPr>
-        <w:pStyle w:val="Compact"/>
-        <w:numPr>
-          <w:ilvl w:val="0"/>
-          <w:numId w:val="1019"/>
-        </w:numPr>
-      </w:pPr>
-      <w:r>
-        <w:rPr>
-          <w:rFonts w:hint="eastAsia" w:eastAsia="SimSun" w:ascii="Times New Roman" w:hAnsi="Times New Roman"/>
-        </w:rPr>
-        <w:t xml:space="preserve">解释为什么</w:t>
-      </w:r>
-      <w:r>
-        <w:t xml:space="preserve"> AgI </w:t>
-      </w:r>
-      <w:r>
-        <w:rPr>
-          <w:rFonts w:hint="eastAsia" w:eastAsia="SimSun" w:ascii="Times New Roman" w:hAnsi="Times New Roman"/>
-        </w:rPr>
-        <w:t xml:space="preserve">采取</w:t>
-      </w:r>
-      <w:r>
-        <w:t xml:space="preserve"> ZnS </w:t>
-      </w:r>
-      <w:r>
-        <w:rPr>
-          <w:rFonts w:hint="eastAsia" w:eastAsia="SimSun" w:ascii="Times New Roman" w:hAnsi="Times New Roman"/>
-        </w:rPr>
-        <w:t xml:space="preserve">型（4配位）而非</w:t>
-      </w:r>
-      <w:r>
-        <w:t xml:space="preserve"> NaCl </w:t>
-      </w:r>
-      <w:r>
-        <w:rPr>
-          <w:rFonts w:hint="eastAsia" w:eastAsia="SimSun" w:ascii="Times New Roman" w:hAnsi="Times New Roman"/>
-        </w:rPr>
-        <w:t xml:space="preserve">型（6配位）。</w:t>
-      </w:r>
-    </w:p>
-    <w:p>
-      <w:pPr>
-        <w:pStyle w:val="Compact"/>
-        <w:numPr>
-          <w:ilvl w:val="0"/>
-          <w:numId w:val="1019"/>
-        </w:numPr>
-      </w:pPr>
-      <w:r>
-        <w:rPr>
-          <w:rFonts w:hint="eastAsia" w:eastAsia="SimSun" w:ascii="Times New Roman" w:hAnsi="Times New Roman"/>
-        </w:rPr>
-        <w:t xml:space="preserve">已知</w:t>
-      </w:r>
-      <w:r>
-        <w:t xml:space="preserve"> </w:t>
-      </w:r>
-      <w:r>
-        <w:rPr>
-          <w:rFonts w:hint="eastAsia" w:eastAsia="SimSun" w:ascii="Times New Roman" w:hAnsi="Times New Roman"/>
-        </w:rPr>
-        <w:t xml:space="preserve">MgO（NaCl型）和</w:t>
-      </w:r>
-      <w:r>
-        <w:t xml:space="preserve"> </w:t>
-      </w:r>
-      <w:r>
-        <w:rPr>
-          <w:rFonts w:hint="eastAsia" w:eastAsia="SimSun" w:ascii="Times New Roman" w:hAnsi="Times New Roman"/>
-        </w:rPr>
-        <w:t xml:space="preserve">NaF（NaCl型）具有相同结构，但</w:t>
-      </w:r>
-      <w:r>
-        <w:t xml:space="preserve"> MgO </w:t>
-      </w:r>
-      <w:r>
-        <w:rPr>
-          <w:rFonts w:hint="eastAsia" w:eastAsia="SimSun" w:ascii="Times New Roman" w:hAnsi="Times New Roman"/>
-        </w:rPr>
-        <w:t xml:space="preserve">的熔点（2852°C）远高于</w:t>
-      </w:r>
-      <w:r>
-        <w:t xml:space="preserve"> </w:t>
-      </w:r>
-      <w:r>
-        <w:rPr>
-          <w:rFonts w:hint="eastAsia" w:eastAsia="SimSun" w:ascii="Times New Roman" w:hAnsi="Times New Roman"/>
-        </w:rPr>
-        <w:t xml:space="preserve">NaF（993°C），解释原因。</w:t>
-      </w:r>
-    </w:p>
-    <w:p>
-      <w:pPr>
-        <w:pStyle w:val="Compact"/>
-        <w:numPr>
-          <w:ilvl w:val="0"/>
-          <w:numId w:val="1019"/>
-        </w:numPr>
-      </w:pPr>
-      <w:r>
-        <w:rPr>
-          <w:rFonts w:hint="eastAsia" w:eastAsia="SimSun" w:ascii="Times New Roman" w:hAnsi="Times New Roman"/>
-        </w:rPr>
-        <w:t xml:space="preserve">采用</w:t>
-      </w:r>
-      <w:r>
-        <w:t xml:space="preserve"> Pauling </w:t>
-      </w:r>
-      <w:r>
-        <w:rPr>
-          <w:rFonts w:hint="eastAsia" w:eastAsia="SimSun" w:ascii="Times New Roman" w:hAnsi="Times New Roman"/>
-        </w:rPr>
-        <w:t xml:space="preserve">电价规则检验</w:t>
-      </w:r>
-      <w:r>
-        <w:t xml:space="preserve"> </w:t>
-      </w:r>
-      <w:r>
-        <w:rPr>
-          <w:rFonts w:hint="eastAsia" w:eastAsia="Times New Roman" w:ascii="Times New Roman" w:hAnsi="Times New Roman"/>
-        </w:rPr>
-        <w:t xml:space="preserve">MgO（NaCl</w:t>
-      </w:r>
-      <w:r>
-        <w:t xml:space="preserve"> </w:t>
-      </w:r>
-      <w:r>
-        <w:rPr>
-          <w:rFonts w:hint="eastAsia" w:eastAsia="SimSun" w:ascii="Times New Roman" w:hAnsi="Times New Roman"/>
-        </w:rPr>
-        <w:t xml:space="preserve">型）的结构合理性。</w:t>
-      </w:r>
-    </w:p>
-    <w:p>
-      <w:pPr>
-        <w:pStyle w:val="Compact"/>
-        <w:numPr>
-          <w:ilvl w:val="0"/>
-          <w:numId w:val="1019"/>
-        </w:numPr>
-      </w:pPr>
-      <w:r>
-        <w:rPr>
-          <w:rFonts w:hint="eastAsia" w:eastAsia="SimSun" w:ascii="Times New Roman" w:hAnsi="Times New Roman"/>
-        </w:rPr>
-        <w:t xml:space="preserve">推导</w:t>
-      </w:r>
-      <w:r>
-        <w:t xml:space="preserve"> hcp </w:t>
-      </w:r>
-      <w:r>
-        <w:rPr>
-          <w:rFonts w:hint="eastAsia" w:eastAsia="SimSun" w:ascii="Times New Roman" w:hAnsi="Times New Roman"/>
-        </w:rPr>
-        <w:t xml:space="preserve">的理想轴比</w:t>
-      </w:r>
-      <w:r>
-        <w:t xml:space="preserve"> c/a。</w:t>
-      </w:r>
-    </w:p>
-    <w:p>
-      <w:pPr>
-        <w:pStyle w:val="Compact"/>
-        <w:numPr>
-          <w:ilvl w:val="0"/>
-          <w:numId w:val="1019"/>
-        </w:numPr>
-      </w:pPr>
-      <w:r>
-        <w:t xml:space="preserve">fcc </w:t>
-      </w:r>
-      <w:r>
-        <w:rPr>
-          <w:rFonts w:hint="eastAsia" w:eastAsia="SimSun" w:ascii="Times New Roman" w:hAnsi="Times New Roman"/>
-        </w:rPr>
-        <w:t xml:space="preserve">晶胞中有多少个八面体空隙？多少个四面体空隙？验证”每球对应1个八面体空隙+2个四面体空隙”。</w:t>
-      </w:r>
-    </w:p>
-    <w:p>
-      <w:pPr>
-        <w:pStyle w:val="Compact"/>
-        <w:numPr>
-          <w:ilvl w:val="0"/>
-          <w:numId w:val="1019"/>
-        </w:numPr>
-      </w:pPr>
-      <w:r>
-        <w:rPr>
-          <w:rFonts w:hint="eastAsia" w:eastAsia="SimSun" w:ascii="Times New Roman" w:hAnsi="Times New Roman"/>
-        </w:rPr>
-        <w:t xml:space="preserve">已知</w:t>
-      </w:r>
-      <w:r>
-        <w:t xml:space="preserve"> Be²⁺=31pm, </w:t>
-      </w:r>
-      <w:r>
-        <w:rPr>
-          <w:rFonts w:hint="eastAsia" w:eastAsia="SimSun" w:ascii="Times New Roman" w:hAnsi="Times New Roman"/>
-        </w:rPr>
-        <w:t xml:space="preserve">O²⁻=140pm，判断</w:t>
-      </w:r>
-      <w:r>
-        <w:t xml:space="preserve"> BeO </w:t>
-      </w:r>
-      <w:r>
-        <w:rPr>
-          <w:rFonts w:hint="eastAsia" w:eastAsia="SimSun" w:ascii="Times New Roman" w:hAnsi="Times New Roman"/>
-        </w:rPr>
-        <w:t xml:space="preserve">的预期结构。如果实际</w:t>
-      </w:r>
-      <w:r>
-        <w:t xml:space="preserve"> BeO </w:t>
-      </w:r>
-      <w:r>
-        <w:rPr>
-          <w:rFonts w:hint="eastAsia" w:eastAsia="SimSun" w:ascii="Times New Roman" w:hAnsi="Times New Roman"/>
-        </w:rPr>
-        <w:t xml:space="preserve">为</w:t>
-      </w:r>
-      <w:r>
-        <w:t xml:space="preserve"> ZnS </w:t>
-      </w:r>
-      <w:r>
-        <w:rPr>
-          <w:rFonts w:hint="eastAsia" w:eastAsia="SimSun" w:ascii="Times New Roman" w:hAnsi="Times New Roman"/>
-        </w:rPr>
-        <w:t xml:space="preserve">型，为什么？</w:t>
-      </w:r>
-    </w:p>
-    <w:bookmarkEnd w:id="278"/>
-    <w:bookmarkStart w:id="279" w:name="挑战题挑战-1"/>
-    <w:p>
-      <w:pPr>
-        <w:pStyle w:val="Heading3"/>
-        <w:spacing w:before="280" w:after="120"/>
-      </w:pPr>
-      <w:r>
-        <w:t xml:space="preserve">21.3 </w:t>
-      </w:r>
-      <w:r>
-        <w:rPr>
-          <w:rFonts w:hint="eastAsia" w:eastAsia="SimHei" w:ascii="Times New Roman" w:hAnsi="Times New Roman"/>
-        </w:rPr>
-        <w:t xml:space="preserve">挑战题（挑战）</w:t>
       </w:r>
     </w:p>
     <w:p>
@@ -42508,58 +41993,10 @@
         </w:numPr>
       </w:pPr>
       <w:r>
-        <w:t xml:space="preserve">Cu </w:t>
-      </w:r>
-      <w:r>
-        <w:rPr>
-          <w:rFonts w:hint="eastAsia" w:eastAsia="SimSun" w:ascii="Times New Roman" w:hAnsi="Times New Roman"/>
-        </w:rPr>
-        <w:t xml:space="preserve">的晶体结构为面心立方，原子半径为</w:t>
-      </w:r>
-      <w:r>
-        <w:t xml:space="preserve"> 128 </w:t>
-      </w:r>
-      <w:r>
-        <w:rPr>
-          <w:rFonts w:hint="eastAsia" w:eastAsia="SimSun" w:ascii="Times New Roman" w:hAnsi="Times New Roman"/>
-        </w:rPr>
-        <w:t xml:space="preserve">pm，原子量为</w:t>
-      </w:r>
-      <w:r>
-        <w:t xml:space="preserve"> </w:t>
-      </w:r>
-      <w:r>
-        <w:rPr>
-          <w:rFonts w:hint="eastAsia" w:eastAsia="SimSun" w:ascii="Times New Roman" w:hAnsi="Times New Roman"/>
-        </w:rPr>
-        <w:t xml:space="preserve">63.55，计算</w:t>
-      </w:r>
-      <w:r>
-        <w:t xml:space="preserve"> Cu </w:t>
-      </w:r>
-      <w:r>
-        <w:rPr>
-          <w:rFonts w:hint="eastAsia" w:eastAsia="SimSun" w:ascii="Times New Roman" w:hAnsi="Times New Roman"/>
-        </w:rPr>
-        <w:t xml:space="preserve">的理论密度。若实验测得密度为</w:t>
-      </w:r>
-      <w:r>
-        <w:t xml:space="preserve"> 8.96 </w:t>
-      </w:r>
-      <w:r>
-        <w:rPr>
-          <w:rFonts w:hint="eastAsia" w:eastAsia="SimSun" w:ascii="Times New Roman" w:hAnsi="Times New Roman"/>
-        </w:rPr>
-        <w:t xml:space="preserve">g/cm³，计算</w:t>
-      </w:r>
-      <w:r>
-        <w:t xml:space="preserve"> Cu </w:t>
-      </w:r>
-      <w:r>
-        <w:rPr>
-          <w:rFonts w:hint="eastAsia" w:eastAsia="SimSun" w:ascii="Times New Roman" w:hAnsi="Times New Roman"/>
-        </w:rPr>
-        <w:t xml:space="preserve">晶体中实际晶胞参数是多少？</w:t>
+        <w:rPr>
+          <w:rFonts w:hint="eastAsia" w:eastAsia="SimSun" w:ascii="Times New Roman" w:hAnsi="Times New Roman"/>
+        </w:rPr>
+        <w:t xml:space="preserve">计算面心立方（fcc）一个晶胞中的原子数，已知原子位于顶点和面心。</w:t>
       </w:r>
     </w:p>
     <w:p>
@@ -42571,58 +42008,64 @@
         </w:numPr>
       </w:pPr>
       <w:r>
-        <w:t xml:space="preserve">NiAs </w:t>
-      </w:r>
-      <w:r>
-        <w:rPr>
-          <w:rFonts w:hint="eastAsia" w:eastAsia="SimSun" w:ascii="Times New Roman" w:hAnsi="Times New Roman"/>
-        </w:rPr>
-        <w:t xml:space="preserve">型结构（NiAs，红镍矿）是另一种常见</w:t>
-      </w:r>
-      <w:r>
-        <w:t xml:space="preserve"> AB </w:t>
-      </w:r>
-      <w:r>
-        <w:rPr>
-          <w:rFonts w:hint="eastAsia" w:eastAsia="SimSun" w:ascii="Times New Roman" w:hAnsi="Times New Roman"/>
-        </w:rPr>
-        <w:t xml:space="preserve">型结构——As</w:t>
-      </w:r>
-      <w:r>
-        <w:t xml:space="preserve"> </w:t>
-      </w:r>
-      <w:r>
-        <w:rPr>
-          <w:rFonts w:hint="eastAsia" w:eastAsia="SimSun" w:ascii="Times New Roman" w:hAnsi="Times New Roman"/>
-        </w:rPr>
-        <w:t xml:space="preserve">按六方密堆积(hcp)，Ni</w:t>
-      </w:r>
-      <w:r>
-        <w:t xml:space="preserve"> </w:t>
-      </w:r>
-      <w:r>
-        <w:rPr>
-          <w:rFonts w:hint="eastAsia" w:eastAsia="SimSun" w:ascii="Times New Roman" w:hAnsi="Times New Roman"/>
-        </w:rPr>
-        <w:t xml:space="preserve">填满全部八面体空隙。写出</w:t>
-      </w:r>
-      <w:r>
-        <w:t xml:space="preserve"> Ni </w:t>
-      </w:r>
-      <w:r>
-        <w:rPr>
-          <w:rFonts w:hint="eastAsia" w:eastAsia="SimSun" w:ascii="Times New Roman" w:hAnsi="Times New Roman"/>
-        </w:rPr>
-        <w:t xml:space="preserve">的配位数和</w:t>
-      </w:r>
-      <w:r>
-        <w:t xml:space="preserve"> As </w:t>
-      </w:r>
-      <w:r>
-        <w:rPr>
-          <w:rFonts w:hint="eastAsia" w:eastAsia="SimSun" w:ascii="Times New Roman" w:hAnsi="Times New Roman"/>
-        </w:rPr>
-        <w:t xml:space="preserve">的配位数，并画出结构示意。</w:t>
+        <w:rPr>
+          <w:rFonts w:hint="eastAsia" w:eastAsia="SimSun" w:ascii="Times New Roman" w:hAnsi="Times New Roman"/>
+        </w:rPr>
+        <w:t xml:space="preserve">已知</w:t>
+      </w:r>
+      <w:r>
+        <w:t xml:space="preserve"> CsCl </w:t>
+      </w:r>
+      <w:r>
+        <w:rPr>
+          <w:rFonts w:hint="eastAsia" w:eastAsia="SimSun" w:ascii="Times New Roman" w:hAnsi="Times New Roman"/>
+        </w:rPr>
+        <w:t xml:space="preserve">型晶体中</w:t>
+      </w:r>
+      <w:r>
+        <w:t xml:space="preserve"> Cl⁻ </w:t>
+      </w:r>
+      <w:r>
+        <w:rPr>
+          <w:rFonts w:hint="eastAsia" w:eastAsia="SimSun" w:ascii="Times New Roman" w:hAnsi="Times New Roman"/>
+        </w:rPr>
+        <w:t xml:space="preserve">和</w:t>
+      </w:r>
+      <w:r>
+        <w:t xml:space="preserve"> Cs⁺ </w:t>
+      </w:r>
+      <w:r>
+        <w:rPr>
+          <w:rFonts w:hint="eastAsia" w:eastAsia="SimSun" w:ascii="Times New Roman" w:hAnsi="Times New Roman"/>
+        </w:rPr>
+        <w:t xml:space="preserve">的坐标分别是</w:t>
+      </w:r>
+      <w:r>
+        <w:t xml:space="preserve"> (0,0,0) </w:t>
+      </w:r>
+      <w:r>
+        <w:rPr>
+          <w:rFonts w:hint="eastAsia" w:eastAsia="SimSun" w:ascii="Times New Roman" w:hAnsi="Times New Roman"/>
+        </w:rPr>
+        <w:t xml:space="preserve">和</w:t>
+      </w:r>
+      <w:r>
+        <w:t xml:space="preserve"> </w:t>
+      </w:r>
+      <w:r>
+        <w:rPr>
+          <w:rFonts w:hint="eastAsia" w:eastAsia="SimSun" w:ascii="Times New Roman" w:hAnsi="Times New Roman"/>
+        </w:rPr>
+        <w:t xml:space="preserve">(½,½,½)，计算一个晶胞含多少个</w:t>
+      </w:r>
+      <w:r>
+        <w:t xml:space="preserve"> CsCl </w:t>
+      </w:r>
+      <w:r>
+        <w:rPr>
+          <w:rFonts w:hint="eastAsia" w:eastAsia="SimSun" w:ascii="Times New Roman" w:hAnsi="Times New Roman"/>
+        </w:rPr>
+        <w:t xml:space="preserve">化学式单位。</w:t>
       </w:r>
     </w:p>
     <w:p>
@@ -42631,6 +42074,541 @@
         <w:numPr>
           <w:ilvl w:val="0"/>
           <w:numId w:val="1020"/>
+        </w:numPr>
+      </w:pPr>
+      <w:r>
+        <w:rPr>
+          <w:rFonts w:hint="eastAsia" w:eastAsia="SimSun" w:ascii="Times New Roman" w:hAnsi="Times New Roman"/>
+        </w:rPr>
+        <w:t xml:space="preserve">已知</w:t>
+      </w:r>
+      <w:r>
+        <w:t xml:space="preserve"> Na⁺ </w:t>
+      </w:r>
+      <w:r>
+        <w:rPr>
+          <w:rFonts w:hint="eastAsia" w:eastAsia="SimSun" w:ascii="Times New Roman" w:hAnsi="Times New Roman"/>
+        </w:rPr>
+        <w:t xml:space="preserve">半径为</w:t>
+      </w:r>
+      <w:r>
+        <w:t xml:space="preserve"> 102 </w:t>
+      </w:r>
+      <w:r>
+        <w:rPr>
+          <w:rFonts w:hint="eastAsia" w:eastAsia="Times New Roman" w:ascii="Times New Roman" w:hAnsi="Times New Roman"/>
+        </w:rPr>
+        <w:t xml:space="preserve">pm，Cl⁻</w:t>
+      </w:r>
+      <w:r>
+        <w:t xml:space="preserve"> </w:t>
+      </w:r>
+      <w:r>
+        <w:rPr>
+          <w:rFonts w:hint="eastAsia" w:eastAsia="SimSun" w:ascii="Times New Roman" w:hAnsi="Times New Roman"/>
+        </w:rPr>
+        <w:t xml:space="preserve">半径为</w:t>
+      </w:r>
+      <w:r>
+        <w:t xml:space="preserve"> 181 </w:t>
+      </w:r>
+      <w:r>
+        <w:rPr>
+          <w:rFonts w:hint="eastAsia" w:eastAsia="SimSun" w:ascii="Times New Roman" w:hAnsi="Times New Roman"/>
+        </w:rPr>
+        <w:t xml:space="preserve">pm，判断</w:t>
+      </w:r>
+      <w:r>
+        <w:t xml:space="preserve"> NaCl </w:t>
+      </w:r>
+      <w:r>
+        <w:rPr>
+          <w:rFonts w:hint="eastAsia" w:eastAsia="SimSun" w:ascii="Times New Roman" w:hAnsi="Times New Roman"/>
+        </w:rPr>
+        <w:t xml:space="preserve">的晶体结构类型和配位数。</w:t>
+      </w:r>
+    </w:p>
+    <w:p>
+      <w:pPr>
+        <w:pStyle w:val="Compact"/>
+        <w:numPr>
+          <w:ilvl w:val="0"/>
+          <w:numId w:val="1020"/>
+        </w:numPr>
+      </w:pPr>
+      <w:r>
+        <w:rPr>
+          <w:rFonts w:hint="eastAsia" w:eastAsia="SimSun" w:ascii="Times New Roman" w:hAnsi="Times New Roman"/>
+        </w:rPr>
+        <w:t xml:space="preserve">背诵半径比规则的三档临界值。</w:t>
+      </w:r>
+    </w:p>
+    <w:bookmarkEnd w:id="277"/>
+    <w:bookmarkStart w:id="278" w:name="提高训练进阶-1"/>
+    <w:p>
+      <w:pPr>
+        <w:pStyle w:val="Heading3"/>
+        <w:spacing w:before="280" w:after="120"/>
+      </w:pPr>
+      <w:r>
+        <w:t xml:space="preserve">21.2 </w:t>
+      </w:r>
+      <w:r>
+        <w:rPr>
+          <w:rFonts w:hint="eastAsia" w:eastAsia="SimHei" w:ascii="Times New Roman" w:hAnsi="Times New Roman"/>
+        </w:rPr>
+        <w:t xml:space="preserve">提高训练（进阶）</w:t>
+      </w:r>
+    </w:p>
+    <w:p>
+      <w:pPr>
+        <w:pStyle w:val="Compact"/>
+        <w:numPr>
+          <w:ilvl w:val="0"/>
+          <w:numId w:val="1021"/>
+        </w:numPr>
+      </w:pPr>
+      <w:r>
+        <w:rPr>
+          <w:rFonts w:hint="eastAsia" w:eastAsia="SimSun" w:ascii="Times New Roman" w:hAnsi="Times New Roman"/>
+        </w:rPr>
+        <w:t xml:space="preserve">已知</w:t>
+      </w:r>
+      <w:r>
+        <w:t xml:space="preserve"> Ca²⁺ </w:t>
+      </w:r>
+      <w:r>
+        <w:rPr>
+          <w:rFonts w:hint="eastAsia" w:eastAsia="SimSun" w:ascii="Times New Roman" w:hAnsi="Times New Roman"/>
+        </w:rPr>
+        <w:t xml:space="preserve">半径为</w:t>
+      </w:r>
+      <w:r>
+        <w:t xml:space="preserve"> 100 </w:t>
+      </w:r>
+      <w:r>
+        <w:rPr>
+          <w:rFonts w:hint="eastAsia" w:eastAsia="Times New Roman" w:ascii="Times New Roman" w:hAnsi="Times New Roman"/>
+        </w:rPr>
+        <w:t xml:space="preserve">pm，F⁻</w:t>
+      </w:r>
+      <w:r>
+        <w:t xml:space="preserve"> </w:t>
+      </w:r>
+      <w:r>
+        <w:rPr>
+          <w:rFonts w:hint="eastAsia" w:eastAsia="SimSun" w:ascii="Times New Roman" w:hAnsi="Times New Roman"/>
+        </w:rPr>
+        <w:t xml:space="preserve">半径为</w:t>
+      </w:r>
+      <w:r>
+        <w:t xml:space="preserve"> 133 </w:t>
+      </w:r>
+      <w:r>
+        <w:rPr>
+          <w:rFonts w:hint="eastAsia" w:eastAsia="SimSun" w:ascii="Times New Roman" w:hAnsi="Times New Roman"/>
+        </w:rPr>
+        <w:t xml:space="preserve">pm，判断</w:t>
+      </w:r>
+      <w:r>
+        <w:t xml:space="preserve"> CaF₂ </w:t>
+      </w:r>
+      <w:r>
+        <w:rPr>
+          <w:rFonts w:hint="eastAsia" w:eastAsia="SimSun" w:ascii="Times New Roman" w:hAnsi="Times New Roman"/>
+        </w:rPr>
+        <w:t xml:space="preserve">中</w:t>
+      </w:r>
+      <w:r>
+        <w:t xml:space="preserve"> Ca²⁺ </w:t>
+      </w:r>
+      <w:r>
+        <w:rPr>
+          <w:rFonts w:hint="eastAsia" w:eastAsia="SimSun" w:ascii="Times New Roman" w:hAnsi="Times New Roman"/>
+        </w:rPr>
+        <w:t xml:space="preserve">的配位数。</w:t>
+      </w:r>
+    </w:p>
+    <w:p>
+      <w:pPr>
+        <w:pStyle w:val="Compact"/>
+        <w:numPr>
+          <w:ilvl w:val="0"/>
+          <w:numId w:val="1021"/>
+        </w:numPr>
+      </w:pPr>
+      <w:r>
+        <w:rPr>
+          <w:rFonts w:hint="eastAsia" w:eastAsia="SimSun" w:ascii="Times New Roman" w:hAnsi="Times New Roman"/>
+        </w:rPr>
+        <w:t xml:space="preserve">解释为什么</w:t>
+      </w:r>
+      <w:r>
+        <w:t xml:space="preserve"> AgI </w:t>
+      </w:r>
+      <w:r>
+        <w:rPr>
+          <w:rFonts w:hint="eastAsia" w:eastAsia="SimSun" w:ascii="Times New Roman" w:hAnsi="Times New Roman"/>
+        </w:rPr>
+        <w:t xml:space="preserve">采取</w:t>
+      </w:r>
+      <w:r>
+        <w:t xml:space="preserve"> ZnS </w:t>
+      </w:r>
+      <w:r>
+        <w:rPr>
+          <w:rFonts w:hint="eastAsia" w:eastAsia="SimSun" w:ascii="Times New Roman" w:hAnsi="Times New Roman"/>
+        </w:rPr>
+        <w:t xml:space="preserve">型（4配位）而非</w:t>
+      </w:r>
+      <w:r>
+        <w:t xml:space="preserve"> NaCl </w:t>
+      </w:r>
+      <w:r>
+        <w:rPr>
+          <w:rFonts w:hint="eastAsia" w:eastAsia="SimSun" w:ascii="Times New Roman" w:hAnsi="Times New Roman"/>
+        </w:rPr>
+        <w:t xml:space="preserve">型（6配位）。</w:t>
+      </w:r>
+    </w:p>
+    <w:p>
+      <w:pPr>
+        <w:pStyle w:val="Compact"/>
+        <w:numPr>
+          <w:ilvl w:val="0"/>
+          <w:numId w:val="1021"/>
+        </w:numPr>
+      </w:pPr>
+      <w:r>
+        <w:rPr>
+          <w:rFonts w:hint="eastAsia" w:eastAsia="SimSun" w:ascii="Times New Roman" w:hAnsi="Times New Roman"/>
+        </w:rPr>
+        <w:t xml:space="preserve">已知</w:t>
+      </w:r>
+      <w:r>
+        <w:t xml:space="preserve"> </w:t>
+      </w:r>
+      <w:r>
+        <w:rPr>
+          <w:rFonts w:hint="eastAsia" w:eastAsia="SimSun" w:ascii="Times New Roman" w:hAnsi="Times New Roman"/>
+        </w:rPr>
+        <w:t xml:space="preserve">MgO（NaCl型）和</w:t>
+      </w:r>
+      <w:r>
+        <w:t xml:space="preserve"> </w:t>
+      </w:r>
+      <w:r>
+        <w:rPr>
+          <w:rFonts w:hint="eastAsia" w:eastAsia="SimSun" w:ascii="Times New Roman" w:hAnsi="Times New Roman"/>
+        </w:rPr>
+        <w:t xml:space="preserve">NaF（NaCl型）具有相同结构，但</w:t>
+      </w:r>
+      <w:r>
+        <w:t xml:space="preserve"> MgO </w:t>
+      </w:r>
+      <w:r>
+        <w:rPr>
+          <w:rFonts w:hint="eastAsia" w:eastAsia="SimSun" w:ascii="Times New Roman" w:hAnsi="Times New Roman"/>
+        </w:rPr>
+        <w:t xml:space="preserve">的熔点（2852°C）远高于</w:t>
+      </w:r>
+      <w:r>
+        <w:t xml:space="preserve"> </w:t>
+      </w:r>
+      <w:r>
+        <w:rPr>
+          <w:rFonts w:hint="eastAsia" w:eastAsia="SimSun" w:ascii="Times New Roman" w:hAnsi="Times New Roman"/>
+        </w:rPr>
+        <w:t xml:space="preserve">NaF（993°C），解释原因。</w:t>
+      </w:r>
+    </w:p>
+    <w:p>
+      <w:pPr>
+        <w:pStyle w:val="Compact"/>
+        <w:numPr>
+          <w:ilvl w:val="0"/>
+          <w:numId w:val="1021"/>
+        </w:numPr>
+      </w:pPr>
+      <w:r>
+        <w:rPr>
+          <w:rFonts w:hint="eastAsia" w:eastAsia="SimSun" w:ascii="Times New Roman" w:hAnsi="Times New Roman"/>
+        </w:rPr>
+        <w:t xml:space="preserve">采用</w:t>
+      </w:r>
+      <w:r>
+        <w:t xml:space="preserve"> Pauling </w:t>
+      </w:r>
+      <w:r>
+        <w:rPr>
+          <w:rFonts w:hint="eastAsia" w:eastAsia="SimSun" w:ascii="Times New Roman" w:hAnsi="Times New Roman"/>
+        </w:rPr>
+        <w:t xml:space="preserve">电价规则检验</w:t>
+      </w:r>
+      <w:r>
+        <w:t xml:space="preserve"> </w:t>
+      </w:r>
+      <w:r>
+        <w:rPr>
+          <w:rFonts w:hint="eastAsia" w:eastAsia="Times New Roman" w:ascii="Times New Roman" w:hAnsi="Times New Roman"/>
+        </w:rPr>
+        <w:t xml:space="preserve">MgO（NaCl</w:t>
+      </w:r>
+      <w:r>
+        <w:t xml:space="preserve"> </w:t>
+      </w:r>
+      <w:r>
+        <w:rPr>
+          <w:rFonts w:hint="eastAsia" w:eastAsia="SimSun" w:ascii="Times New Roman" w:hAnsi="Times New Roman"/>
+        </w:rPr>
+        <w:t xml:space="preserve">型）的结构合理性。</w:t>
+      </w:r>
+    </w:p>
+    <w:p>
+      <w:pPr>
+        <w:pStyle w:val="Compact"/>
+        <w:numPr>
+          <w:ilvl w:val="0"/>
+          <w:numId w:val="1021"/>
+        </w:numPr>
+      </w:pPr>
+      <w:r>
+        <w:rPr>
+          <w:rFonts w:hint="eastAsia" w:eastAsia="SimSun" w:ascii="Times New Roman" w:hAnsi="Times New Roman"/>
+        </w:rPr>
+        <w:t xml:space="preserve">推导</w:t>
+      </w:r>
+      <w:r>
+        <w:t xml:space="preserve"> hcp </w:t>
+      </w:r>
+      <w:r>
+        <w:rPr>
+          <w:rFonts w:hint="eastAsia" w:eastAsia="SimSun" w:ascii="Times New Roman" w:hAnsi="Times New Roman"/>
+        </w:rPr>
+        <w:t xml:space="preserve">的理想轴比</w:t>
+      </w:r>
+      <w:r>
+        <w:t xml:space="preserve"> c/a。</w:t>
+      </w:r>
+    </w:p>
+    <w:p>
+      <w:pPr>
+        <w:pStyle w:val="Compact"/>
+        <w:numPr>
+          <w:ilvl w:val="0"/>
+          <w:numId w:val="1021"/>
+        </w:numPr>
+      </w:pPr>
+      <w:r>
+        <w:t xml:space="preserve">fcc </w:t>
+      </w:r>
+      <w:r>
+        <w:rPr>
+          <w:rFonts w:hint="eastAsia" w:eastAsia="SimSun" w:ascii="Times New Roman" w:hAnsi="Times New Roman"/>
+        </w:rPr>
+        <w:t xml:space="preserve">晶胞中有多少个八面体空隙？多少个四面体空隙？验证”每球对应1个八面体空隙+2个四面体空隙”。</w:t>
+      </w:r>
+    </w:p>
+    <w:p>
+      <w:pPr>
+        <w:pStyle w:val="Compact"/>
+        <w:numPr>
+          <w:ilvl w:val="0"/>
+          <w:numId w:val="1021"/>
+        </w:numPr>
+      </w:pPr>
+      <w:r>
+        <w:rPr>
+          <w:rFonts w:hint="eastAsia" w:eastAsia="SimSun" w:ascii="Times New Roman" w:hAnsi="Times New Roman"/>
+        </w:rPr>
+        <w:t xml:space="preserve">已知</w:t>
+      </w:r>
+      <w:r>
+        <w:t xml:space="preserve"> Be²⁺=31pm, </w:t>
+      </w:r>
+      <w:r>
+        <w:rPr>
+          <w:rFonts w:hint="eastAsia" w:eastAsia="SimSun" w:ascii="Times New Roman" w:hAnsi="Times New Roman"/>
+        </w:rPr>
+        <w:t xml:space="preserve">O²⁻=140pm，判断</w:t>
+      </w:r>
+      <w:r>
+        <w:t xml:space="preserve"> BeO </w:t>
+      </w:r>
+      <w:r>
+        <w:rPr>
+          <w:rFonts w:hint="eastAsia" w:eastAsia="SimSun" w:ascii="Times New Roman" w:hAnsi="Times New Roman"/>
+        </w:rPr>
+        <w:t xml:space="preserve">的预期结构。如果实际</w:t>
+      </w:r>
+      <w:r>
+        <w:t xml:space="preserve"> BeO </w:t>
+      </w:r>
+      <w:r>
+        <w:rPr>
+          <w:rFonts w:hint="eastAsia" w:eastAsia="SimSun" w:ascii="Times New Roman" w:hAnsi="Times New Roman"/>
+        </w:rPr>
+        <w:t xml:space="preserve">为</w:t>
+      </w:r>
+      <w:r>
+        <w:t xml:space="preserve"> ZnS </w:t>
+      </w:r>
+      <w:r>
+        <w:rPr>
+          <w:rFonts w:hint="eastAsia" w:eastAsia="SimSun" w:ascii="Times New Roman" w:hAnsi="Times New Roman"/>
+        </w:rPr>
+        <w:t xml:space="preserve">型，为什么？</w:t>
+      </w:r>
+    </w:p>
+    <w:bookmarkEnd w:id="278"/>
+    <w:bookmarkStart w:id="279" w:name="挑战题挑战-1"/>
+    <w:p>
+      <w:pPr>
+        <w:pStyle w:val="Heading3"/>
+        <w:spacing w:before="280" w:after="120"/>
+      </w:pPr>
+      <w:r>
+        <w:t xml:space="preserve">21.3 </w:t>
+      </w:r>
+      <w:r>
+        <w:rPr>
+          <w:rFonts w:hint="eastAsia" w:eastAsia="SimHei" w:ascii="Times New Roman" w:hAnsi="Times New Roman"/>
+        </w:rPr>
+        <w:t xml:space="preserve">挑战题（挑战）</w:t>
+      </w:r>
+    </w:p>
+    <w:p>
+      <w:pPr>
+        <w:pStyle w:val="Compact"/>
+        <w:numPr>
+          <w:ilvl w:val="0"/>
+          <w:numId w:val="1022"/>
+        </w:numPr>
+      </w:pPr>
+      <w:r>
+        <w:t xml:space="preserve">Cu </w:t>
+      </w:r>
+      <w:r>
+        <w:rPr>
+          <w:rFonts w:hint="eastAsia" w:eastAsia="SimSun" w:ascii="Times New Roman" w:hAnsi="Times New Roman"/>
+        </w:rPr>
+        <w:t xml:space="preserve">的晶体结构为面心立方，原子半径为</w:t>
+      </w:r>
+      <w:r>
+        <w:t xml:space="preserve"> 128 </w:t>
+      </w:r>
+      <w:r>
+        <w:rPr>
+          <w:rFonts w:hint="eastAsia" w:eastAsia="SimSun" w:ascii="Times New Roman" w:hAnsi="Times New Roman"/>
+        </w:rPr>
+        <w:t xml:space="preserve">pm，原子量为</w:t>
+      </w:r>
+      <w:r>
+        <w:t xml:space="preserve"> </w:t>
+      </w:r>
+      <w:r>
+        <w:rPr>
+          <w:rFonts w:hint="eastAsia" w:eastAsia="SimSun" w:ascii="Times New Roman" w:hAnsi="Times New Roman"/>
+        </w:rPr>
+        <w:t xml:space="preserve">63.55，计算</w:t>
+      </w:r>
+      <w:r>
+        <w:t xml:space="preserve"> Cu </w:t>
+      </w:r>
+      <w:r>
+        <w:rPr>
+          <w:rFonts w:hint="eastAsia" w:eastAsia="SimSun" w:ascii="Times New Roman" w:hAnsi="Times New Roman"/>
+        </w:rPr>
+        <w:t xml:space="preserve">的理论密度。若实验测得密度为</w:t>
+      </w:r>
+      <w:r>
+        <w:t xml:space="preserve"> 8.96 </w:t>
+      </w:r>
+      <w:r>
+        <w:rPr>
+          <w:rFonts w:hint="eastAsia" w:eastAsia="SimSun" w:ascii="Times New Roman" w:hAnsi="Times New Roman"/>
+        </w:rPr>
+        <w:t xml:space="preserve">g/cm³，计算</w:t>
+      </w:r>
+      <w:r>
+        <w:t xml:space="preserve"> Cu </w:t>
+      </w:r>
+      <w:r>
+        <w:rPr>
+          <w:rFonts w:hint="eastAsia" w:eastAsia="SimSun" w:ascii="Times New Roman" w:hAnsi="Times New Roman"/>
+        </w:rPr>
+        <w:t xml:space="preserve">晶体中实际晶胞参数是多少？</w:t>
+      </w:r>
+    </w:p>
+    <w:p>
+      <w:pPr>
+        <w:pStyle w:val="Compact"/>
+        <w:numPr>
+          <w:ilvl w:val="0"/>
+          <w:numId w:val="1022"/>
+        </w:numPr>
+      </w:pPr>
+      <w:r>
+        <w:t xml:space="preserve">NiAs </w:t>
+      </w:r>
+      <w:r>
+        <w:rPr>
+          <w:rFonts w:hint="eastAsia" w:eastAsia="SimSun" w:ascii="Times New Roman" w:hAnsi="Times New Roman"/>
+        </w:rPr>
+        <w:t xml:space="preserve">型结构（NiAs，红镍矿）是另一种常见</w:t>
+      </w:r>
+      <w:r>
+        <w:t xml:space="preserve"> AB </w:t>
+      </w:r>
+      <w:r>
+        <w:rPr>
+          <w:rFonts w:hint="eastAsia" w:eastAsia="SimSun" w:ascii="Times New Roman" w:hAnsi="Times New Roman"/>
+        </w:rPr>
+        <w:t xml:space="preserve">型结构——As</w:t>
+      </w:r>
+      <w:r>
+        <w:t xml:space="preserve"> </w:t>
+      </w:r>
+      <w:r>
+        <w:rPr>
+          <w:rFonts w:hint="eastAsia" w:eastAsia="SimSun" w:ascii="Times New Roman" w:hAnsi="Times New Roman"/>
+        </w:rPr>
+        <w:t xml:space="preserve">按六方密堆积(hcp)，Ni</w:t>
+      </w:r>
+      <w:r>
+        <w:t xml:space="preserve"> </w:t>
+      </w:r>
+      <w:r>
+        <w:rPr>
+          <w:rFonts w:hint="eastAsia" w:eastAsia="SimSun" w:ascii="Times New Roman" w:hAnsi="Times New Roman"/>
+        </w:rPr>
+        <w:t xml:space="preserve">填满全部八面体空隙。写出</w:t>
+      </w:r>
+      <w:r>
+        <w:t xml:space="preserve"> Ni </w:t>
+      </w:r>
+      <w:r>
+        <w:rPr>
+          <w:rFonts w:hint="eastAsia" w:eastAsia="SimSun" w:ascii="Times New Roman" w:hAnsi="Times New Roman"/>
+        </w:rPr>
+        <w:t xml:space="preserve">的配位数和</w:t>
+      </w:r>
+      <w:r>
+        <w:t xml:space="preserve"> As </w:t>
+      </w:r>
+      <w:r>
+        <w:rPr>
+          <w:rFonts w:hint="eastAsia" w:eastAsia="SimSun" w:ascii="Times New Roman" w:hAnsi="Times New Roman"/>
+        </w:rPr>
+        <w:t xml:space="preserve">的配位数，并画出结构示意。</w:t>
+      </w:r>
+    </w:p>
+    <w:p>
+      <w:pPr>
+        <w:pStyle w:val="Compact"/>
+        <w:numPr>
+          <w:ilvl w:val="0"/>
+          <w:numId w:val="1022"/>
         </w:numPr>
       </w:pPr>
       <w:r>
@@ -43073,7 +43051,7 @@
         <w:pStyle w:val="Compact"/>
         <w:numPr>
           <w:ilvl w:val="0"/>
-          <w:numId w:val="1021"/>
+          <w:numId w:val="1023"/>
         </w:numPr>
       </w:pPr>
       <w:r>
@@ -43151,7 +43129,7 @@
         <w:pStyle w:val="Compact"/>
         <w:numPr>
           <w:ilvl w:val="0"/>
-          <w:numId w:val="1021"/>
+          <w:numId w:val="1023"/>
         </w:numPr>
       </w:pPr>
       <w:r>
@@ -43235,7 +43213,7 @@
         <w:pStyle w:val="Compact"/>
         <w:numPr>
           <w:ilvl w:val="0"/>
-          <w:numId w:val="1021"/>
+          <w:numId w:val="1023"/>
         </w:numPr>
       </w:pPr>
       <w:r>
@@ -43310,7 +43288,7 @@
         <w:pStyle w:val="Compact"/>
         <w:numPr>
           <w:ilvl w:val="0"/>
-          <w:numId w:val="1021"/>
+          <w:numId w:val="1023"/>
         </w:numPr>
       </w:pPr>
     </w:p>
@@ -43319,7 +43297,7 @@
         <w:pStyle w:val="Compact"/>
         <w:numPr>
           <w:ilvl w:val="1"/>
-          <w:numId w:val="1022"/>
+          <w:numId w:val="1024"/>
         </w:numPr>
       </w:pPr>
       <w:r>
@@ -43474,7 +43452,7 @@
         <w:pStyle w:val="Compact"/>
         <w:numPr>
           <w:ilvl w:val="0"/>
-          <w:numId w:val="1021"/>
+          <w:numId w:val="1023"/>
         </w:numPr>
       </w:pPr>
       <w:r>
@@ -43612,7 +43590,7 @@
         <w:pStyle w:val="Compact"/>
         <w:numPr>
           <w:ilvl w:val="0"/>
-          <w:numId w:val="1023"/>
+          <w:numId w:val="1025"/>
         </w:numPr>
       </w:pPr>
       <w:r>
@@ -43885,7 +43863,7 @@
         <w:pStyle w:val="Compact"/>
         <w:numPr>
           <w:ilvl w:val="0"/>
-          <w:numId w:val="1023"/>
+          <w:numId w:val="1025"/>
         </w:numPr>
       </w:pPr>
       <w:r>
@@ -43966,7 +43944,7 @@
         <w:pStyle w:val="Compact"/>
         <w:numPr>
           <w:ilvl w:val="0"/>
-          <w:numId w:val="1023"/>
+          <w:numId w:val="1025"/>
         </w:numPr>
       </w:pPr>
       <w:r>
@@ -44007,7 +43985,7 @@
         <w:pStyle w:val="Compact"/>
         <w:numPr>
           <w:ilvl w:val="0"/>
-          <w:numId w:val="1023"/>
+          <w:numId w:val="1025"/>
         </w:numPr>
       </w:pPr>
       <m:oMath>
@@ -44104,7 +44082,7 @@
         <w:pStyle w:val="Compact"/>
         <w:numPr>
           <w:ilvl w:val="0"/>
-          <w:numId w:val="1023"/>
+          <w:numId w:val="1025"/>
         </w:numPr>
       </w:pPr>
       <w:r>
@@ -44136,7 +44114,7 @@
         <w:pStyle w:val="Compact"/>
         <w:numPr>
           <w:ilvl w:val="0"/>
-          <w:numId w:val="1024"/>
+          <w:numId w:val="1026"/>
         </w:numPr>
       </w:pPr>
       <m:oMath>
@@ -44234,7 +44212,7 @@
         <w:pStyle w:val="Compact"/>
         <w:numPr>
           <w:ilvl w:val="0"/>
-          <w:numId w:val="1024"/>
+          <w:numId w:val="1026"/>
         </w:numPr>
       </w:pPr>
       <w:r>
@@ -44267,7 +44245,7 @@
         <w:pStyle w:val="Compact"/>
         <w:numPr>
           <w:ilvl w:val="0"/>
-          <w:numId w:val="1024"/>
+          <w:numId w:val="1026"/>
         </w:numPr>
       </w:pPr>
       <w:r>
@@ -44395,7 +44373,7 @@
         <w:pStyle w:val="Compact"/>
         <w:numPr>
           <w:ilvl w:val="0"/>
-          <w:numId w:val="1024"/>
+          <w:numId w:val="1026"/>
         </w:numPr>
       </w:pPr>
       <w:r>
@@ -44509,7 +44487,7 @@
         <w:pStyle w:val="Compact"/>
         <w:numPr>
           <w:ilvl w:val="0"/>
-          <w:numId w:val="1024"/>
+          <w:numId w:val="1026"/>
         </w:numPr>
       </w:pPr>
       <m:oMath>
@@ -44664,7 +44642,7 @@
         <w:pStyle w:val="Compact"/>
         <w:numPr>
           <w:ilvl w:val="0"/>
-          <w:numId w:val="1024"/>
+          <w:numId w:val="1026"/>
         </w:numPr>
       </w:pPr>
       <w:r>
@@ -44799,7 +44777,7 @@
         <w:pStyle w:val="Compact"/>
         <w:numPr>
           <w:ilvl w:val="0"/>
-          <w:numId w:val="1024"/>
+          <w:numId w:val="1026"/>
         </w:numPr>
       </w:pPr>
       <w:r>
@@ -44858,7 +44836,7 @@
         <w:pStyle w:val="Compact"/>
         <w:numPr>
           <w:ilvl w:val="0"/>
-          <w:numId w:val="1025"/>
+          <w:numId w:val="1027"/>
         </w:numPr>
       </w:pPr>
       <m:oMath>
@@ -45133,7 +45111,7 @@
         <w:pStyle w:val="Compact"/>
         <w:numPr>
           <w:ilvl w:val="0"/>
-          <w:numId w:val="1025"/>
+          <w:numId w:val="1027"/>
         </w:numPr>
       </w:pPr>
       <w:r>
@@ -45157,7 +45135,7 @@
         <w:pStyle w:val="Compact"/>
         <w:numPr>
           <w:ilvl w:val="0"/>
-          <w:numId w:val="1025"/>
+          <w:numId w:val="1027"/>
         </w:numPr>
       </w:pPr>
       <m:oMath>
@@ -45331,7 +45309,7 @@
         <w:pStyle w:val="Compact"/>
         <w:numPr>
           <w:ilvl w:val="0"/>
-          <w:numId w:val="1026"/>
+          <w:numId w:val="1028"/>
         </w:numPr>
       </w:pPr>
       <m:oMath>
@@ -45428,7 +45406,7 @@
         <w:pStyle w:val="Compact"/>
         <w:numPr>
           <w:ilvl w:val="0"/>
-          <w:numId w:val="1026"/>
+          <w:numId w:val="1028"/>
         </w:numPr>
       </w:pPr>
       <w:r>
@@ -45464,7 +45442,7 @@
         <w:pStyle w:val="Compact"/>
         <w:numPr>
           <w:ilvl w:val="0"/>
-          <w:numId w:val="1026"/>
+          <w:numId w:val="1028"/>
         </w:numPr>
       </w:pPr>
       <w:r>
@@ -45479,7 +45457,7 @@
         <w:pStyle w:val="Compact"/>
         <w:numPr>
           <w:ilvl w:val="0"/>
-          <w:numId w:val="1026"/>
+          <w:numId w:val="1028"/>
         </w:numPr>
       </w:pPr>
       <w:r>
@@ -45494,7 +45472,7 @@
         <w:pStyle w:val="Compact"/>
         <w:numPr>
           <w:ilvl w:val="0"/>
-          <w:numId w:val="1026"/>
+          <w:numId w:val="1028"/>
         </w:numPr>
       </w:pPr>
       <m:oMath>
@@ -45526,7 +45504,7 @@
         <w:pStyle w:val="Compact"/>
         <w:numPr>
           <w:ilvl w:val="0"/>
-          <w:numId w:val="1026"/>
+          <w:numId w:val="1028"/>
         </w:numPr>
       </w:pPr>
       <m:oMath>
@@ -45621,7 +45599,7 @@
         <w:pStyle w:val="Compact"/>
         <w:numPr>
           <w:ilvl w:val="0"/>
-          <w:numId w:val="1027"/>
+          <w:numId w:val="1029"/>
         </w:numPr>
       </w:pPr>
       <w:r>
@@ -45636,7 +45614,7 @@
         <w:pStyle w:val="Compact"/>
         <w:numPr>
           <w:ilvl w:val="0"/>
-          <w:numId w:val="1027"/>
+          <w:numId w:val="1029"/>
         </w:numPr>
       </w:pPr>
       <w:r>
@@ -45660,7 +45638,7 @@
         <w:pStyle w:val="Compact"/>
         <w:numPr>
           <w:ilvl w:val="0"/>
-          <w:numId w:val="1027"/>
+          <w:numId w:val="1029"/>
         </w:numPr>
       </w:pPr>
       <w:r>
@@ -45678,7 +45656,7 @@
         <w:pStyle w:val="Compact"/>
         <w:numPr>
           <w:ilvl w:val="0"/>
-          <w:numId w:val="1027"/>
+          <w:numId w:val="1029"/>
         </w:numPr>
       </w:pPr>
       <w:r>
@@ -45733,12 +45711,27 @@
       <w:jc w:val="center"/>
     </w:pPr>
     <w:r>
+      <w:rPr>
+        <w:rFonts w:ascii="Times New Roman" w:hAnsi="Times New Roman" w:eastAsia="Times New Roman"/>
+        <w:b w:val="0"/>
+        <w:sz w:val="20"/>
+      </w:rPr>
       <w:fldChar w:fldCharType="begin"/>
     </w:r>
     <w:r>
+      <w:rPr>
+        <w:rFonts w:ascii="Times New Roman" w:hAnsi="Times New Roman" w:eastAsia="Times New Roman"/>
+        <w:b w:val="0"/>
+        <w:sz w:val="20"/>
+      </w:rPr>
       <w:instrText xml:space="preserve"> PAGE </w:instrText>
     </w:r>
     <w:r>
+      <w:rPr>
+        <w:rFonts w:ascii="Times New Roman" w:hAnsi="Times New Roman" w:eastAsia="Times New Roman"/>
+        <w:b w:val="0"/>
+        <w:sz w:val="20"/>
+      </w:rPr>
       <w:fldChar w:fldCharType="end"/>
     </w:r>
   </w:p>
@@ -46115,6 +46108,91 @@
       </w:pPr>
     </w:lvl>
   </w:abstractNum>
+  <w:abstractNum w:abstractNumId="99413">
+    <w:nsid w:val="00A99413"/>
+    <w:multiLevelType w:val="multilevel"/>
+    <w:lvl w:ilvl="0">
+      <w:start w:val="3"/>
+      <w:numFmt w:val="decimal"/>
+      <w:lvlText w:val="%1."/>
+      <w:lvlJc w:val="left"/>
+      <w:pPr>
+        <w:ind w:left="720" w:hanging="360"/>
+      </w:pPr>
+    </w:lvl>
+    <w:lvl w:ilvl="1">
+      <w:start w:val="3"/>
+      <w:numFmt w:val="decimal"/>
+      <w:lvlText w:val="%2."/>
+      <w:lvlJc w:val="left"/>
+      <w:pPr>
+        <w:ind w:left="1440" w:hanging="360"/>
+      </w:pPr>
+    </w:lvl>
+    <w:lvl w:ilvl="2">
+      <w:start w:val="3"/>
+      <w:numFmt w:val="decimal"/>
+      <w:lvlText w:val="%3."/>
+      <w:lvlJc w:val="left"/>
+      <w:pPr>
+        <w:ind w:left="2160" w:hanging="360"/>
+      </w:pPr>
+    </w:lvl>
+    <w:lvl w:ilvl="3">
+      <w:start w:val="3"/>
+      <w:numFmt w:val="decimal"/>
+      <w:lvlText w:val="%4."/>
+      <w:lvlJc w:val="left"/>
+      <w:pPr>
+        <w:ind w:left="2880" w:hanging="360"/>
+      </w:pPr>
+    </w:lvl>
+    <w:lvl w:ilvl="4">
+      <w:start w:val="3"/>
+      <w:numFmt w:val="decimal"/>
+      <w:lvlText w:val="%5."/>
+      <w:lvlJc w:val="left"/>
+      <w:pPr>
+        <w:ind w:left="3600" w:hanging="360"/>
+      </w:pPr>
+    </w:lvl>
+    <w:lvl w:ilvl="5">
+      <w:start w:val="3"/>
+      <w:numFmt w:val="decimal"/>
+      <w:lvlText w:val="%6."/>
+      <w:lvlJc w:val="left"/>
+      <w:pPr>
+        <w:ind w:left="4320" w:hanging="360"/>
+      </w:pPr>
+    </w:lvl>
+    <w:lvl w:ilvl="6">
+      <w:start w:val="3"/>
+      <w:numFmt w:val="decimal"/>
+      <w:lvlText w:val="%7."/>
+      <w:lvlJc w:val="left"/>
+      <w:pPr>
+        <w:ind w:left="5040" w:hanging="360"/>
+      </w:pPr>
+    </w:lvl>
+    <w:lvl w:ilvl="7">
+      <w:start w:val="3"/>
+      <w:numFmt w:val="decimal"/>
+      <w:lvlText w:val="%8."/>
+      <w:lvlJc w:val="left"/>
+      <w:pPr>
+        <w:ind w:left="5760" w:hanging="360"/>
+      </w:pPr>
+    </w:lvl>
+    <w:lvl w:ilvl="8">
+      <w:start w:val="3"/>
+      <w:numFmt w:val="decimal"/>
+      <w:lvlText w:val="%9."/>
+      <w:lvlJc w:val="left"/>
+      <w:pPr>
+        <w:ind w:left="6480" w:hanging="360"/>
+      </w:pPr>
+    </w:lvl>
+  </w:abstractNum>
   <w:abstractNum w:abstractNumId="99414">
     <w:nsid w:val="00A99414"/>
     <w:multiLevelType w:val="multilevel"/>
@@ -46192,6 +46270,91 @@
     </w:lvl>
     <w:lvl w:ilvl="8">
       <w:start w:val="4"/>
+      <w:numFmt w:val="decimal"/>
+      <w:lvlText w:val="%9."/>
+      <w:lvlJc w:val="left"/>
+      <w:pPr>
+        <w:ind w:left="6480" w:hanging="360"/>
+      </w:pPr>
+    </w:lvl>
+  </w:abstractNum>
+  <w:abstractNum w:abstractNumId="99415">
+    <w:nsid w:val="00A99415"/>
+    <w:multiLevelType w:val="multilevel"/>
+    <w:lvl w:ilvl="0">
+      <w:start w:val="5"/>
+      <w:numFmt w:val="decimal"/>
+      <w:lvlText w:val="%1."/>
+      <w:lvlJc w:val="left"/>
+      <w:pPr>
+        <w:ind w:left="720" w:hanging="360"/>
+      </w:pPr>
+    </w:lvl>
+    <w:lvl w:ilvl="1">
+      <w:start w:val="5"/>
+      <w:numFmt w:val="decimal"/>
+      <w:lvlText w:val="%2."/>
+      <w:lvlJc w:val="left"/>
+      <w:pPr>
+        <w:ind w:left="1440" w:hanging="360"/>
+      </w:pPr>
+    </w:lvl>
+    <w:lvl w:ilvl="2">
+      <w:start w:val="5"/>
+      <w:numFmt w:val="decimal"/>
+      <w:lvlText w:val="%3."/>
+      <w:lvlJc w:val="left"/>
+      <w:pPr>
+        <w:ind w:left="2160" w:hanging="360"/>
+      </w:pPr>
+    </w:lvl>
+    <w:lvl w:ilvl="3">
+      <w:start w:val="5"/>
+      <w:numFmt w:val="decimal"/>
+      <w:lvlText w:val="%4."/>
+      <w:lvlJc w:val="left"/>
+      <w:pPr>
+        <w:ind w:left="2880" w:hanging="360"/>
+      </w:pPr>
+    </w:lvl>
+    <w:lvl w:ilvl="4">
+      <w:start w:val="5"/>
+      <w:numFmt w:val="decimal"/>
+      <w:lvlText w:val="%5."/>
+      <w:lvlJc w:val="left"/>
+      <w:pPr>
+        <w:ind w:left="3600" w:hanging="360"/>
+      </w:pPr>
+    </w:lvl>
+    <w:lvl w:ilvl="5">
+      <w:start w:val="5"/>
+      <w:numFmt w:val="decimal"/>
+      <w:lvlText w:val="%6."/>
+      <w:lvlJc w:val="left"/>
+      <w:pPr>
+        <w:ind w:left="4320" w:hanging="360"/>
+      </w:pPr>
+    </w:lvl>
+    <w:lvl w:ilvl="6">
+      <w:start w:val="5"/>
+      <w:numFmt w:val="decimal"/>
+      <w:lvlText w:val="%7."/>
+      <w:lvlJc w:val="left"/>
+      <w:pPr>
+        <w:ind w:left="5040" w:hanging="360"/>
+      </w:pPr>
+    </w:lvl>
+    <w:lvl w:ilvl="7">
+      <w:start w:val="5"/>
+      <w:numFmt w:val="decimal"/>
+      <w:lvlText w:val="%8."/>
+      <w:lvlJc w:val="left"/>
+      <w:pPr>
+        <w:ind w:left="5760" w:hanging="360"/>
+      </w:pPr>
+    </w:lvl>
+    <w:lvl w:ilvl="8">
+      <w:start w:val="5"/>
       <w:numFmt w:val="decimal"/>
       <w:lvlText w:val="%9."/>
       <w:lvlJc w:val="left"/>
@@ -46277,6 +46440,91 @@
     </w:lvl>
     <w:lvl w:ilvl="8">
       <w:start w:val="7"/>
+      <w:numFmt w:val="decimal"/>
+      <w:lvlText w:val="%9."/>
+      <w:lvlJc w:val="left"/>
+      <w:pPr>
+        <w:ind w:left="6480" w:hanging="360"/>
+      </w:pPr>
+    </w:lvl>
+  </w:abstractNum>
+  <w:abstractNum w:abstractNumId="99418">
+    <w:nsid w:val="00A99418"/>
+    <w:multiLevelType w:val="multilevel"/>
+    <w:lvl w:ilvl="0">
+      <w:start w:val="8"/>
+      <w:numFmt w:val="decimal"/>
+      <w:lvlText w:val="%1."/>
+      <w:lvlJc w:val="left"/>
+      <w:pPr>
+        <w:ind w:left="720" w:hanging="360"/>
+      </w:pPr>
+    </w:lvl>
+    <w:lvl w:ilvl="1">
+      <w:start w:val="8"/>
+      <w:numFmt w:val="decimal"/>
+      <w:lvlText w:val="%2."/>
+      <w:lvlJc w:val="left"/>
+      <w:pPr>
+        <w:ind w:left="1440" w:hanging="360"/>
+      </w:pPr>
+    </w:lvl>
+    <w:lvl w:ilvl="2">
+      <w:start w:val="8"/>
+      <w:numFmt w:val="decimal"/>
+      <w:lvlText w:val="%3."/>
+      <w:lvlJc w:val="left"/>
+      <w:pPr>
+        <w:ind w:left="2160" w:hanging="360"/>
+      </w:pPr>
+    </w:lvl>
+    <w:lvl w:ilvl="3">
+      <w:start w:val="8"/>
+      <w:numFmt w:val="decimal"/>
+      <w:lvlText w:val="%4."/>
+      <w:lvlJc w:val="left"/>
+      <w:pPr>
+        <w:ind w:left="2880" w:hanging="360"/>
+      </w:pPr>
+    </w:lvl>
+    <w:lvl w:ilvl="4">
+      <w:start w:val="8"/>
+      <w:numFmt w:val="decimal"/>
+      <w:lvlText w:val="%5."/>
+      <w:lvlJc w:val="left"/>
+      <w:pPr>
+        <w:ind w:left="3600" w:hanging="360"/>
+      </w:pPr>
+    </w:lvl>
+    <w:lvl w:ilvl="5">
+      <w:start w:val="8"/>
+      <w:numFmt w:val="decimal"/>
+      <w:lvlText w:val="%6."/>
+      <w:lvlJc w:val="left"/>
+      <w:pPr>
+        <w:ind w:left="4320" w:hanging="360"/>
+      </w:pPr>
+    </w:lvl>
+    <w:lvl w:ilvl="6">
+      <w:start w:val="8"/>
+      <w:numFmt w:val="decimal"/>
+      <w:lvlText w:val="%7."/>
+      <w:lvlJc w:val="left"/>
+      <w:pPr>
+        <w:ind w:left="5040" w:hanging="360"/>
+      </w:pPr>
+    </w:lvl>
+    <w:lvl w:ilvl="7">
+      <w:start w:val="8"/>
+      <w:numFmt w:val="decimal"/>
+      <w:lvlText w:val="%8."/>
+      <w:lvlJc w:val="left"/>
+      <w:pPr>
+        <w:ind w:left="5760" w:hanging="360"/>
+      </w:pPr>
+    </w:lvl>
+    <w:lvl w:ilvl="8">
+      <w:start w:val="8"/>
       <w:numFmt w:val="decimal"/>
       <w:lvlText w:val="%9."/>
       <w:lvlJc w:val="left"/>
@@ -46522,6 +46770,36 @@
     </w:lvlOverride>
   </w:num>
   <w:num w:numId="1004">
+    <w:abstractNumId w:val="99413"/>
+    <w:lvlOverride w:ilvl="0">
+      <w:startOverride w:val="3"/>
+    </w:lvlOverride>
+    <w:lvlOverride w:ilvl="1">
+      <w:startOverride w:val="3"/>
+    </w:lvlOverride>
+    <w:lvlOverride w:ilvl="2">
+      <w:startOverride w:val="3"/>
+    </w:lvlOverride>
+    <w:lvlOverride w:ilvl="3">
+      <w:startOverride w:val="3"/>
+    </w:lvlOverride>
+    <w:lvlOverride w:ilvl="4">
+      <w:startOverride w:val="3"/>
+    </w:lvlOverride>
+    <w:lvlOverride w:ilvl="5">
+      <w:startOverride w:val="3"/>
+    </w:lvlOverride>
+    <w:lvlOverride w:ilvl="6">
+      <w:startOverride w:val="3"/>
+    </w:lvlOverride>
+    <w:lvlOverride w:ilvl="7">
+      <w:startOverride w:val="3"/>
+    </w:lvlOverride>
+    <w:lvlOverride w:ilvl="8">
+      <w:startOverride w:val="3"/>
+    </w:lvlOverride>
+  </w:num>
+  <w:num w:numId="1005">
     <w:abstractNumId w:val="99414"/>
     <w:lvlOverride w:ilvl="0">
       <w:startOverride w:val="4"/>
@@ -46551,7 +46829,7 @@
       <w:startOverride w:val="4"/>
     </w:lvlOverride>
   </w:num>
-  <w:num w:numId="1005">
+  <w:num w:numId="1006">
     <w:abstractNumId w:val="99431"/>
     <w:lvlOverride w:ilvl="0">
       <w:startOverride w:val="1"/>
@@ -46581,7 +46859,37 @@
       <w:startOverride w:val="1"/>
     </w:lvlOverride>
   </w:num>
-  <w:num w:numId="1006">
+  <w:num w:numId="1007">
+    <w:abstractNumId w:val="99415"/>
+    <w:lvlOverride w:ilvl="0">
+      <w:startOverride w:val="5"/>
+    </w:lvlOverride>
+    <w:lvlOverride w:ilvl="1">
+      <w:startOverride w:val="5"/>
+    </w:lvlOverride>
+    <w:lvlOverride w:ilvl="2">
+      <w:startOverride w:val="5"/>
+    </w:lvlOverride>
+    <w:lvlOverride w:ilvl="3">
+      <w:startOverride w:val="5"/>
+    </w:lvlOverride>
+    <w:lvlOverride w:ilvl="4">
+      <w:startOverride w:val="5"/>
+    </w:lvlOverride>
+    <w:lvlOverride w:ilvl="5">
+      <w:startOverride w:val="5"/>
+    </w:lvlOverride>
+    <w:lvlOverride w:ilvl="6">
+      <w:startOverride w:val="5"/>
+    </w:lvlOverride>
+    <w:lvlOverride w:ilvl="7">
+      <w:startOverride w:val="5"/>
+    </w:lvlOverride>
+    <w:lvlOverride w:ilvl="8">
+      <w:startOverride w:val="5"/>
+    </w:lvlOverride>
+  </w:num>
+  <w:num w:numId="1008">
     <w:abstractNumId w:val="99417"/>
     <w:lvlOverride w:ilvl="0">
       <w:startOverride w:val="7"/>
@@ -46611,7 +46919,7 @@
       <w:startOverride w:val="7"/>
     </w:lvlOverride>
   </w:num>
-  <w:num w:numId="1007">
+  <w:num w:numId="1009">
     <w:abstractNumId w:val="99431"/>
     <w:lvlOverride w:ilvl="0">
       <w:startOverride w:val="1"/>
@@ -46641,7 +46949,37 @@
       <w:startOverride w:val="1"/>
     </w:lvlOverride>
   </w:num>
-  <w:num w:numId="1008">
+  <w:num w:numId="1010">
+    <w:abstractNumId w:val="99418"/>
+    <w:lvlOverride w:ilvl="0">
+      <w:startOverride w:val="8"/>
+    </w:lvlOverride>
+    <w:lvlOverride w:ilvl="1">
+      <w:startOverride w:val="8"/>
+    </w:lvlOverride>
+    <w:lvlOverride w:ilvl="2">
+      <w:startOverride w:val="8"/>
+    </w:lvlOverride>
+    <w:lvlOverride w:ilvl="3">
+      <w:startOverride w:val="8"/>
+    </w:lvlOverride>
+    <w:lvlOverride w:ilvl="4">
+      <w:startOverride w:val="8"/>
+    </w:lvlOverride>
+    <w:lvlOverride w:ilvl="5">
+      <w:startOverride w:val="8"/>
+    </w:lvlOverride>
+    <w:lvlOverride w:ilvl="6">
+      <w:startOverride w:val="8"/>
+    </w:lvlOverride>
+    <w:lvlOverride w:ilvl="7">
+      <w:startOverride w:val="8"/>
+    </w:lvlOverride>
+    <w:lvlOverride w:ilvl="8">
+      <w:startOverride w:val="8"/>
+    </w:lvlOverride>
+  </w:num>
+  <w:num w:numId="1011">
     <w:abstractNumId w:val="99431"/>
     <w:lvlOverride w:ilvl="0">
       <w:startOverride w:val="1"/>
@@ -46671,7 +47009,7 @@
       <w:startOverride w:val="1"/>
     </w:lvlOverride>
   </w:num>
-  <w:num w:numId="1009">
+  <w:num w:numId="1012">
     <w:abstractNumId w:val="99411"/>
     <w:lvlOverride w:ilvl="0">
       <w:startOverride w:val="1"/>
@@ -46701,7 +47039,7 @@
       <w:startOverride w:val="1"/>
     </w:lvlOverride>
   </w:num>
-  <w:num w:numId="1010">
+  <w:num w:numId="1013">
     <w:abstractNumId w:val="99431"/>
     <w:lvlOverride w:ilvl="0">
       <w:startOverride w:val="1"/>
@@ -46731,7 +47069,7 @@
       <w:startOverride w:val="1"/>
     </w:lvlOverride>
   </w:num>
-  <w:num w:numId="1011">
+  <w:num w:numId="1014">
     <w:abstractNumId w:val="99414"/>
     <w:lvlOverride w:ilvl="0">
       <w:startOverride w:val="4"/>
@@ -46761,7 +47099,7 @@
       <w:startOverride w:val="4"/>
     </w:lvlOverride>
   </w:num>
-  <w:num w:numId="1012">
+  <w:num w:numId="1015">
     <w:abstractNumId w:val="99417"/>
     <w:lvlOverride w:ilvl="0">
       <w:startOverride w:val="7"/>
@@ -46791,7 +47129,7 @@
       <w:startOverride w:val="7"/>
     </w:lvlOverride>
   </w:num>
-  <w:num w:numId="1013">
+  <w:num w:numId="1016">
     <w:abstractNumId w:val="99411"/>
     <w:lvlOverride w:ilvl="0">
       <w:startOverride w:val="1"/>
@@ -46821,19 +47159,16 @@
       <w:startOverride w:val="1"/>
     </w:lvlOverride>
   </w:num>
-  <w:num w:numId="1014">
-    <w:abstractNumId w:val="991"/>
-  </w:num>
-  <w:num w:numId="1015">
-    <w:abstractNumId w:val="991"/>
-  </w:num>
-  <w:num w:numId="1016">
-    <w:abstractNumId w:val="991"/>
-  </w:num>
   <w:num w:numId="1017">
     <w:abstractNumId w:val="991"/>
   </w:num>
   <w:num w:numId="1018">
+    <w:abstractNumId w:val="991"/>
+  </w:num>
+  <w:num w:numId="1019">
+    <w:abstractNumId w:val="991"/>
+  </w:num>
+  <w:num w:numId="1020">
     <w:abstractNumId w:val="99411"/>
     <w:lvlOverride w:ilvl="0">
       <w:startOverride w:val="1"/>
@@ -46863,7 +47198,7 @@
       <w:startOverride w:val="1"/>
     </w:lvlOverride>
   </w:num>
-  <w:num w:numId="1019">
+  <w:num w:numId="1021">
     <w:abstractNumId w:val="99416"/>
     <w:lvlOverride w:ilvl="0">
       <w:startOverride w:val="6"/>
@@ -46893,7 +47228,7 @@
       <w:startOverride w:val="6"/>
     </w:lvlOverride>
   </w:num>
-  <w:num w:numId="1020">
+  <w:num w:numId="1022">
     <w:abstractNumId w:val="994113"/>
     <w:lvlOverride w:ilvl="0">
       <w:startOverride w:val="13"/>
@@ -46921,66 +47256,6 @@
     </w:lvlOverride>
     <w:lvlOverride w:ilvl="8">
       <w:startOverride w:val="13"/>
-    </w:lvlOverride>
-  </w:num>
-  <w:num w:numId="1021">
-    <w:abstractNumId w:val="99411"/>
-    <w:lvlOverride w:ilvl="0">
-      <w:startOverride w:val="1"/>
-    </w:lvlOverride>
-    <w:lvlOverride w:ilvl="1">
-      <w:startOverride w:val="1"/>
-    </w:lvlOverride>
-    <w:lvlOverride w:ilvl="2">
-      <w:startOverride w:val="1"/>
-    </w:lvlOverride>
-    <w:lvlOverride w:ilvl="3">
-      <w:startOverride w:val="1"/>
-    </w:lvlOverride>
-    <w:lvlOverride w:ilvl="4">
-      <w:startOverride w:val="1"/>
-    </w:lvlOverride>
-    <w:lvlOverride w:ilvl="5">
-      <w:startOverride w:val="1"/>
-    </w:lvlOverride>
-    <w:lvlOverride w:ilvl="6">
-      <w:startOverride w:val="1"/>
-    </w:lvlOverride>
-    <w:lvlOverride w:ilvl="7">
-      <w:startOverride w:val="1"/>
-    </w:lvlOverride>
-    <w:lvlOverride w:ilvl="8">
-      <w:startOverride w:val="1"/>
-    </w:lvlOverride>
-  </w:num>
-  <w:num w:numId="1022">
-    <w:abstractNumId w:val="99431"/>
-    <w:lvlOverride w:ilvl="0">
-      <w:startOverride w:val="1"/>
-    </w:lvlOverride>
-    <w:lvlOverride w:ilvl="1">
-      <w:startOverride w:val="1"/>
-    </w:lvlOverride>
-    <w:lvlOverride w:ilvl="2">
-      <w:startOverride w:val="1"/>
-    </w:lvlOverride>
-    <w:lvlOverride w:ilvl="3">
-      <w:startOverride w:val="1"/>
-    </w:lvlOverride>
-    <w:lvlOverride w:ilvl="4">
-      <w:startOverride w:val="1"/>
-    </w:lvlOverride>
-    <w:lvlOverride w:ilvl="5">
-      <w:startOverride w:val="1"/>
-    </w:lvlOverride>
-    <w:lvlOverride w:ilvl="6">
-      <w:startOverride w:val="1"/>
-    </w:lvlOverride>
-    <w:lvlOverride w:ilvl="7">
-      <w:startOverride w:val="1"/>
-    </w:lvlOverride>
-    <w:lvlOverride w:ilvl="8">
-      <w:startOverride w:val="1"/>
     </w:lvlOverride>
   </w:num>
   <w:num w:numId="1023">
@@ -47014,6 +47289,66 @@
     </w:lvlOverride>
   </w:num>
   <w:num w:numId="1024">
+    <w:abstractNumId w:val="99431"/>
+    <w:lvlOverride w:ilvl="0">
+      <w:startOverride w:val="1"/>
+    </w:lvlOverride>
+    <w:lvlOverride w:ilvl="1">
+      <w:startOverride w:val="1"/>
+    </w:lvlOverride>
+    <w:lvlOverride w:ilvl="2">
+      <w:startOverride w:val="1"/>
+    </w:lvlOverride>
+    <w:lvlOverride w:ilvl="3">
+      <w:startOverride w:val="1"/>
+    </w:lvlOverride>
+    <w:lvlOverride w:ilvl="4">
+      <w:startOverride w:val="1"/>
+    </w:lvlOverride>
+    <w:lvlOverride w:ilvl="5">
+      <w:startOverride w:val="1"/>
+    </w:lvlOverride>
+    <w:lvlOverride w:ilvl="6">
+      <w:startOverride w:val="1"/>
+    </w:lvlOverride>
+    <w:lvlOverride w:ilvl="7">
+      <w:startOverride w:val="1"/>
+    </w:lvlOverride>
+    <w:lvlOverride w:ilvl="8">
+      <w:startOverride w:val="1"/>
+    </w:lvlOverride>
+  </w:num>
+  <w:num w:numId="1025">
+    <w:abstractNumId w:val="99411"/>
+    <w:lvlOverride w:ilvl="0">
+      <w:startOverride w:val="1"/>
+    </w:lvlOverride>
+    <w:lvlOverride w:ilvl="1">
+      <w:startOverride w:val="1"/>
+    </w:lvlOverride>
+    <w:lvlOverride w:ilvl="2">
+      <w:startOverride w:val="1"/>
+    </w:lvlOverride>
+    <w:lvlOverride w:ilvl="3">
+      <w:startOverride w:val="1"/>
+    </w:lvlOverride>
+    <w:lvlOverride w:ilvl="4">
+      <w:startOverride w:val="1"/>
+    </w:lvlOverride>
+    <w:lvlOverride w:ilvl="5">
+      <w:startOverride w:val="1"/>
+    </w:lvlOverride>
+    <w:lvlOverride w:ilvl="6">
+      <w:startOverride w:val="1"/>
+    </w:lvlOverride>
+    <w:lvlOverride w:ilvl="7">
+      <w:startOverride w:val="1"/>
+    </w:lvlOverride>
+    <w:lvlOverride w:ilvl="8">
+      <w:startOverride w:val="1"/>
+    </w:lvlOverride>
+  </w:num>
+  <w:num w:numId="1026">
     <w:abstractNumId w:val="99416"/>
     <w:lvlOverride w:ilvl="0">
       <w:startOverride w:val="6"/>
@@ -47043,7 +47378,7 @@
       <w:startOverride w:val="6"/>
     </w:lvlOverride>
   </w:num>
-  <w:num w:numId="1025">
+  <w:num w:numId="1027">
     <w:abstractNumId w:val="994113"/>
     <w:lvlOverride w:ilvl="0">
       <w:startOverride w:val="13"/>
@@ -47073,7 +47408,7 @@
       <w:startOverride w:val="13"/>
     </w:lvlOverride>
   </w:num>
-  <w:num w:numId="1026">
+  <w:num w:numId="1028">
     <w:abstractNumId w:val="99411"/>
     <w:lvlOverride w:ilvl="0">
       <w:startOverride w:val="1"/>
@@ -47103,7 +47438,7 @@
       <w:startOverride w:val="1"/>
     </w:lvlOverride>
   </w:num>
-  <w:num w:numId="1027">
+  <w:num w:numId="1029">
     <w:abstractNumId w:val="991"/>
   </w:num>
 </w:numbering>
